--- a/交付材料/02_技术方案/模板工作_filled.docx
+++ b/交付材料/02_技术方案/模板工作_filled.docx
@@ -448,7 +448,7 @@
         </w:rPr>
         <w:fldChar w:fldCharType="separate"/>
       </w:r>
-      <w:hyperlink w:anchor="_Toc241955366" w:history="1">
+      <w:hyperlink w:anchor="_Toc241955591" w:history="1">
         <w:r>
           <w:rPr>
             <w:rStyle w:val="ab"/>
@@ -485,7 +485,7 @@
             <w:noProof/>
             <w:webHidden/>
           </w:rPr>
-          <w:instrText>PAGEREF _Toc241955366 \h</w:instrText>
+          <w:instrText>PAGEREF _Toc241955591 \h</w:instrText>
         </w:r>
         <w:r>
           <w:rPr>
@@ -537,7 +537,7 @@
           <w14:ligatures w14:val="standardContextual"/>
         </w:rPr>
       </w:pPr>
-      <w:hyperlink w:anchor="_Toc241955367" w:history="1">
+      <w:hyperlink w:anchor="_Toc241955592" w:history="1">
         <w:r>
           <w:rPr>
             <w:rStyle w:val="ab"/>
@@ -574,7 +574,7 @@
             <w:noProof/>
             <w:webHidden/>
           </w:rPr>
-          <w:instrText>PAGEREF _Toc241955367 \h</w:instrText>
+          <w:instrText>PAGEREF _Toc241955592 \h</w:instrText>
         </w:r>
         <w:r>
           <w:rPr>
@@ -627,7 +627,7 @@
           <w14:ligatures w14:val="standardContextual"/>
         </w:rPr>
       </w:pPr>
-      <w:hyperlink w:anchor="_Toc241955368" w:history="1">
+      <w:hyperlink w:anchor="_Toc241955593" w:history="1">
         <w:r>
           <w:rPr>
             <w:rStyle w:val="ab"/>
@@ -664,7 +664,7 @@
             <w:noProof/>
             <w:webHidden/>
           </w:rPr>
-          <w:instrText>PAGEREF _Toc241955368 \h</w:instrText>
+          <w:instrText>PAGEREF _Toc241955593 \h</w:instrText>
         </w:r>
         <w:r>
           <w:rPr>
@@ -720,7 +720,7 @@
           <w14:ligatures w14:val="standardContextual"/>
         </w:rPr>
       </w:pPr>
-      <w:hyperlink w:anchor="_Toc241955369" w:history="1">
+      <w:hyperlink w:anchor="_Toc241955594" w:history="1">
         <w:r>
           <w:rPr>
             <w:rStyle w:val="ab"/>
@@ -764,7 +764,7 @@
             <w:noProof/>
             <w:webHidden/>
           </w:rPr>
-          <w:instrText>PAGEREF _Toc241955369 \h</w:instrText>
+          <w:instrText>PAGEREF _Toc241955594 \h</w:instrText>
         </w:r>
         <w:r>
           <w:rPr>
@@ -820,7 +820,7 @@
           <w14:ligatures w14:val="standardContextual"/>
         </w:rPr>
       </w:pPr>
-      <w:hyperlink w:anchor="_Toc241955370" w:history="1">
+      <w:hyperlink w:anchor="_Toc241955595" w:history="1">
         <w:r>
           <w:rPr>
             <w:rStyle w:val="ab"/>
@@ -864,7 +864,7 @@
             <w:noProof/>
             <w:webHidden/>
           </w:rPr>
-          <w:instrText>PAGEREF _Toc241955370 \h</w:instrText>
+          <w:instrText>PAGEREF _Toc241955595 \h</w:instrText>
         </w:r>
         <w:r>
           <w:rPr>
@@ -920,7 +920,7 @@
           <w14:ligatures w14:val="standardContextual"/>
         </w:rPr>
       </w:pPr>
-      <w:hyperlink w:anchor="_Toc241955371" w:history="1">
+      <w:hyperlink w:anchor="_Toc241955596" w:history="1">
         <w:r>
           <w:rPr>
             <w:rStyle w:val="ab"/>
@@ -971,7 +971,7 @@
             <w:noProof/>
             <w:webHidden/>
           </w:rPr>
-          <w:instrText>PAGEREF _Toc241955371 \h</w:instrText>
+          <w:instrText>PAGEREF _Toc241955596 \h</w:instrText>
         </w:r>
         <w:r>
           <w:rPr>
@@ -1024,7 +1024,7 @@
           <w14:ligatures w14:val="standardContextual"/>
         </w:rPr>
       </w:pPr>
-      <w:hyperlink w:anchor="_Toc241955372" w:history="1">
+      <w:hyperlink w:anchor="_Toc241955597" w:history="1">
         <w:r>
           <w:rPr>
             <w:rStyle w:val="ab"/>
@@ -1061,7 +1061,7 @@
             <w:noProof/>
             <w:webHidden/>
           </w:rPr>
-          <w:instrText>PAGEREF _Toc241955372 \h</w:instrText>
+          <w:instrText>PAGEREF _Toc241955597 \h</w:instrText>
         </w:r>
         <w:r>
           <w:rPr>
@@ -1113,7 +1113,7 @@
           <w14:ligatures w14:val="standardContextual"/>
         </w:rPr>
       </w:pPr>
-      <w:hyperlink w:anchor="_Toc241955373" w:history="1">
+      <w:hyperlink w:anchor="_Toc241955598" w:history="1">
         <w:r>
           <w:rPr>
             <w:rStyle w:val="ab"/>
@@ -1150,7 +1150,7 @@
             <w:noProof/>
             <w:webHidden/>
           </w:rPr>
-          <w:instrText>PAGEREF _Toc241955373 \h</w:instrText>
+          <w:instrText>PAGEREF _Toc241955598 \h</w:instrText>
         </w:r>
         <w:r>
           <w:rPr>
@@ -1203,7 +1203,7 @@
           <w14:ligatures w14:val="standardContextual"/>
         </w:rPr>
       </w:pPr>
-      <w:hyperlink w:anchor="_Toc241955374" w:history="1">
+      <w:hyperlink w:anchor="_Toc241955599" w:history="1">
         <w:r>
           <w:rPr>
             <w:rStyle w:val="ab"/>
@@ -1240,7 +1240,7 @@
             <w:noProof/>
             <w:webHidden/>
           </w:rPr>
-          <w:instrText>PAGEREF _Toc241955374 \h</w:instrText>
+          <w:instrText>PAGEREF _Toc241955599 \h</w:instrText>
         </w:r>
         <w:r>
           <w:rPr>
@@ -1293,7 +1293,7 @@
           <w14:ligatures w14:val="standardContextual"/>
         </w:rPr>
       </w:pPr>
-      <w:hyperlink w:anchor="_Toc241955375" w:history="1">
+      <w:hyperlink w:anchor="_Toc241955600" w:history="1">
         <w:r>
           <w:rPr>
             <w:rStyle w:val="ab"/>
@@ -1330,7 +1330,7 @@
             <w:noProof/>
             <w:webHidden/>
           </w:rPr>
-          <w:instrText>PAGEREF _Toc241955375 \h</w:instrText>
+          <w:instrText>PAGEREF _Toc241955600 \h</w:instrText>
         </w:r>
         <w:r>
           <w:rPr>
@@ -1386,7 +1386,7 @@
           <w14:ligatures w14:val="standardContextual"/>
         </w:rPr>
       </w:pPr>
-      <w:hyperlink w:anchor="_Toc241955376" w:history="1">
+      <w:hyperlink w:anchor="_Toc241955601" w:history="1">
         <w:r>
           <w:rPr>
             <w:rStyle w:val="ab"/>
@@ -1430,7 +1430,7 @@
             <w:noProof/>
             <w:webHidden/>
           </w:rPr>
-          <w:instrText>PAGEREF _Toc241955376 \h</w:instrText>
+          <w:instrText>PAGEREF _Toc241955601 \h</w:instrText>
         </w:r>
         <w:r>
           <w:rPr>
@@ -1486,7 +1486,7 @@
           <w14:ligatures w14:val="standardContextual"/>
         </w:rPr>
       </w:pPr>
-      <w:hyperlink w:anchor="_Toc241955377" w:history="1">
+      <w:hyperlink w:anchor="_Toc241955602" w:history="1">
         <w:r>
           <w:rPr>
             <w:rStyle w:val="ab"/>
@@ -1530,7 +1530,7 @@
             <w:noProof/>
             <w:webHidden/>
           </w:rPr>
-          <w:instrText>PAGEREF _Toc241955377 \h</w:instrText>
+          <w:instrText>PAGEREF _Toc241955602 \h</w:instrText>
         </w:r>
         <w:r>
           <w:rPr>
@@ -1586,7 +1586,7 @@
           <w14:ligatures w14:val="standardContextual"/>
         </w:rPr>
       </w:pPr>
-      <w:hyperlink w:anchor="_Toc241955378" w:history="1">
+      <w:hyperlink w:anchor="_Toc241955603" w:history="1">
         <w:r>
           <w:rPr>
             <w:rStyle w:val="ab"/>
@@ -1630,7 +1630,7 @@
             <w:noProof/>
             <w:webHidden/>
           </w:rPr>
-          <w:instrText>PAGEREF _Toc241955378 \h</w:instrText>
+          <w:instrText>PAGEREF _Toc241955603 \h</w:instrText>
         </w:r>
         <w:r>
           <w:rPr>
@@ -1683,7 +1683,7 @@
           <w14:ligatures w14:val="standardContextual"/>
         </w:rPr>
       </w:pPr>
-      <w:hyperlink w:anchor="_Toc241955379" w:history="1">
+      <w:hyperlink w:anchor="_Toc241955604" w:history="1">
         <w:r>
           <w:rPr>
             <w:rStyle w:val="ab"/>
@@ -1734,7 +1734,7 @@
             <w:noProof/>
             <w:webHidden/>
           </w:rPr>
-          <w:instrText>PAGEREF _Toc241955379 \h</w:instrText>
+          <w:instrText>PAGEREF _Toc241955604 \h</w:instrText>
         </w:r>
         <w:r>
           <w:rPr>
@@ -1786,7 +1786,7 @@
           <w14:ligatures w14:val="standardContextual"/>
         </w:rPr>
       </w:pPr>
-      <w:hyperlink w:anchor="_Toc241955380" w:history="1">
+      <w:hyperlink w:anchor="_Toc241955605" w:history="1">
         <w:r>
           <w:rPr>
             <w:rStyle w:val="ab"/>
@@ -1823,7 +1823,7 @@
             <w:noProof/>
             <w:webHidden/>
           </w:rPr>
-          <w:instrText>PAGEREF _Toc241955380 \h</w:instrText>
+          <w:instrText>PAGEREF _Toc241955605 \h</w:instrText>
         </w:r>
         <w:r>
           <w:rPr>
@@ -1876,7 +1876,7 @@
           <w14:ligatures w14:val="standardContextual"/>
         </w:rPr>
       </w:pPr>
-      <w:hyperlink w:anchor="_Toc241955381" w:history="1">
+      <w:hyperlink w:anchor="_Toc241955606" w:history="1">
         <w:r>
           <w:rPr>
             <w:rStyle w:val="ab"/>
@@ -1913,7 +1913,7 @@
             <w:noProof/>
             <w:webHidden/>
           </w:rPr>
-          <w:instrText>PAGEREF _Toc241955381 \h</w:instrText>
+          <w:instrText>PAGEREF _Toc241955606 \h</w:instrText>
         </w:r>
         <w:r>
           <w:rPr>
@@ -1966,7 +1966,7 @@
           <w14:ligatures w14:val="standardContextual"/>
         </w:rPr>
       </w:pPr>
-      <w:hyperlink w:anchor="_Toc241955382" w:history="1">
+      <w:hyperlink w:anchor="_Toc241955607" w:history="1">
         <w:r>
           <w:rPr>
             <w:rStyle w:val="ab"/>
@@ -2003,7 +2003,7 @@
             <w:noProof/>
             <w:webHidden/>
           </w:rPr>
-          <w:instrText>PAGEREF _Toc241955382 \h</w:instrText>
+          <w:instrText>PAGEREF _Toc241955607 \h</w:instrText>
         </w:r>
         <w:r>
           <w:rPr>
@@ -2056,7 +2056,7 @@
           <w14:ligatures w14:val="standardContextual"/>
         </w:rPr>
       </w:pPr>
-      <w:hyperlink w:anchor="_Toc241955383" w:history="1">
+      <w:hyperlink w:anchor="_Toc241955608" w:history="1">
         <w:r>
           <w:rPr>
             <w:rStyle w:val="ab"/>
@@ -2093,7 +2093,7 @@
             <w:noProof/>
             <w:webHidden/>
           </w:rPr>
-          <w:instrText>PAGEREF _Toc241955383 \h</w:instrText>
+          <w:instrText>PAGEREF _Toc241955608 \h</w:instrText>
         </w:r>
         <w:r>
           <w:rPr>
@@ -2149,7 +2149,7 @@
           <w14:ligatures w14:val="standardContextual"/>
         </w:rPr>
       </w:pPr>
-      <w:hyperlink w:anchor="_Toc241955384" w:history="1">
+      <w:hyperlink w:anchor="_Toc241955609" w:history="1">
         <w:r>
           <w:rPr>
             <w:rStyle w:val="ab"/>
@@ -2221,7 +2221,7 @@
             <w:noProof/>
             <w:webHidden/>
           </w:rPr>
-          <w:instrText>PAGEREF _Toc241955384 \h</w:instrText>
+          <w:instrText>PAGEREF _Toc241955609 \h</w:instrText>
         </w:r>
         <w:r>
           <w:rPr>
@@ -2277,7 +2277,7 @@
           <w14:ligatures w14:val="standardContextual"/>
         </w:rPr>
       </w:pPr>
-      <w:hyperlink w:anchor="_Toc241955385" w:history="1">
+      <w:hyperlink w:anchor="_Toc241955610" w:history="1">
         <w:r>
           <w:rPr>
             <w:rStyle w:val="ab"/>
@@ -2321,7 +2321,7 @@
             <w:noProof/>
             <w:webHidden/>
           </w:rPr>
-          <w:instrText>PAGEREF _Toc241955385 \h</w:instrText>
+          <w:instrText>PAGEREF _Toc241955610 \h</w:instrText>
         </w:r>
         <w:r>
           <w:rPr>
@@ -2377,7 +2377,7 @@
           <w14:ligatures w14:val="standardContextual"/>
         </w:rPr>
       </w:pPr>
-      <w:hyperlink w:anchor="_Toc241955386" w:history="1">
+      <w:hyperlink w:anchor="_Toc241955611" w:history="1">
         <w:r>
           <w:rPr>
             <w:rStyle w:val="ab"/>
@@ -2435,7 +2435,7 @@
             <w:noProof/>
             <w:webHidden/>
           </w:rPr>
-          <w:instrText>PAGEREF _Toc241955386 \h</w:instrText>
+          <w:instrText>PAGEREF _Toc241955611 \h</w:instrText>
         </w:r>
         <w:r>
           <w:rPr>
@@ -2491,7 +2491,7 @@
           <w14:ligatures w14:val="standardContextual"/>
         </w:rPr>
       </w:pPr>
-      <w:hyperlink w:anchor="_Toc241955387" w:history="1">
+      <w:hyperlink w:anchor="_Toc241955612" w:history="1">
         <w:r>
           <w:rPr>
             <w:rStyle w:val="ab"/>
@@ -2577,7 +2577,7 @@
             <w:noProof/>
             <w:webHidden/>
           </w:rPr>
-          <w:instrText>PAGEREF _Toc241955387 \h</w:instrText>
+          <w:instrText>PAGEREF _Toc241955612 \h</w:instrText>
         </w:r>
         <w:r>
           <w:rPr>
@@ -2633,7 +2633,7 @@
           <w14:ligatures w14:val="standardContextual"/>
         </w:rPr>
       </w:pPr>
-      <w:hyperlink w:anchor="_Toc241955388" w:history="1">
+      <w:hyperlink w:anchor="_Toc241955613" w:history="1">
         <w:r>
           <w:rPr>
             <w:rStyle w:val="ab"/>
@@ -2677,7 +2677,7 @@
             <w:noProof/>
             <w:webHidden/>
           </w:rPr>
-          <w:instrText>PAGEREF _Toc241955388 \h</w:instrText>
+          <w:instrText>PAGEREF _Toc241955613 \h</w:instrText>
         </w:r>
         <w:r>
           <w:rPr>
@@ -2733,7 +2733,7 @@
           <w14:ligatures w14:val="standardContextual"/>
         </w:rPr>
       </w:pPr>
-      <w:hyperlink w:anchor="_Toc241955389" w:history="1">
+      <w:hyperlink w:anchor="_Toc241955614" w:history="1">
         <w:r>
           <w:rPr>
             <w:rStyle w:val="ab"/>
@@ -2791,7 +2791,7 @@
             <w:noProof/>
             <w:webHidden/>
           </w:rPr>
-          <w:instrText>PAGEREF _Toc241955389 \h</w:instrText>
+          <w:instrText>PAGEREF _Toc241955614 \h</w:instrText>
         </w:r>
         <w:r>
           <w:rPr>
@@ -2847,7 +2847,7 @@
           <w14:ligatures w14:val="standardContextual"/>
         </w:rPr>
       </w:pPr>
-      <w:hyperlink w:anchor="_Toc241955390" w:history="1">
+      <w:hyperlink w:anchor="_Toc241955615" w:history="1">
         <w:r>
           <w:rPr>
             <w:rStyle w:val="ab"/>
@@ -2891,7 +2891,7 @@
             <w:noProof/>
             <w:webHidden/>
           </w:rPr>
-          <w:instrText>PAGEREF _Toc241955390 \h</w:instrText>
+          <w:instrText>PAGEREF _Toc241955615 \h</w:instrText>
         </w:r>
         <w:r>
           <w:rPr>
@@ -2944,7 +2944,7 @@
           <w14:ligatures w14:val="standardContextual"/>
         </w:rPr>
       </w:pPr>
-      <w:hyperlink w:anchor="_Toc241955391" w:history="1">
+      <w:hyperlink w:anchor="_Toc241955616" w:history="1">
         <w:r>
           <w:rPr>
             <w:rStyle w:val="ab"/>
@@ -2981,7 +2981,7 @@
             <w:noProof/>
             <w:webHidden/>
           </w:rPr>
-          <w:instrText>PAGEREF _Toc241955391 \h</w:instrText>
+          <w:instrText>PAGEREF _Toc241955616 \h</w:instrText>
         </w:r>
         <w:r>
           <w:rPr>
@@ -3033,7 +3033,7 @@
           <w14:ligatures w14:val="standardContextual"/>
         </w:rPr>
       </w:pPr>
-      <w:hyperlink w:anchor="_Toc241955392" w:history="1">
+      <w:hyperlink w:anchor="_Toc241955617" w:history="1">
         <w:r>
           <w:rPr>
             <w:rStyle w:val="ab"/>
@@ -3070,7 +3070,7 @@
             <w:noProof/>
             <w:webHidden/>
           </w:rPr>
-          <w:instrText>PAGEREF _Toc241955392 \h</w:instrText>
+          <w:instrText>PAGEREF _Toc241955617 \h</w:instrText>
         </w:r>
         <w:r>
           <w:rPr>
@@ -3123,7 +3123,7 @@
           <w14:ligatures w14:val="standardContextual"/>
         </w:rPr>
       </w:pPr>
-      <w:hyperlink w:anchor="_Toc241955393" w:history="1">
+      <w:hyperlink w:anchor="_Toc241955618" w:history="1">
         <w:r>
           <w:rPr>
             <w:rStyle w:val="ab"/>
@@ -3160,7 +3160,7 @@
             <w:noProof/>
             <w:webHidden/>
           </w:rPr>
-          <w:instrText>PAGEREF _Toc241955393 \h</w:instrText>
+          <w:instrText>PAGEREF _Toc241955618 \h</w:instrText>
         </w:r>
         <w:r>
           <w:rPr>
@@ -3213,7 +3213,7 @@
           <w14:ligatures w14:val="standardContextual"/>
         </w:rPr>
       </w:pPr>
-      <w:hyperlink w:anchor="_Toc241955394" w:history="1">
+      <w:hyperlink w:anchor="_Toc241955619" w:history="1">
         <w:r>
           <w:rPr>
             <w:rStyle w:val="ab"/>
@@ -3250,7 +3250,7 @@
             <w:noProof/>
             <w:webHidden/>
           </w:rPr>
-          <w:instrText>PAGEREF _Toc241955394 \h</w:instrText>
+          <w:instrText>PAGEREF _Toc241955619 \h</w:instrText>
         </w:r>
         <w:r>
           <w:rPr>
@@ -3303,7 +3303,7 @@
           <w14:ligatures w14:val="standardContextual"/>
         </w:rPr>
       </w:pPr>
-      <w:hyperlink w:anchor="_Toc241955395" w:history="1">
+      <w:hyperlink w:anchor="_Toc241955620" w:history="1">
         <w:r>
           <w:rPr>
             <w:rStyle w:val="ab"/>
@@ -3340,7 +3340,7 @@
             <w:noProof/>
             <w:webHidden/>
           </w:rPr>
-          <w:instrText>PAGEREF _Toc241955395 \h</w:instrText>
+          <w:instrText>PAGEREF _Toc241955620 \h</w:instrText>
         </w:r>
         <w:r>
           <w:rPr>
@@ -3392,7 +3392,7 @@
           <w14:ligatures w14:val="standardContextual"/>
         </w:rPr>
       </w:pPr>
-      <w:hyperlink w:anchor="_Toc241955396" w:history="1">
+      <w:hyperlink w:anchor="_Toc241955621" w:history="1">
         <w:r>
           <w:rPr>
             <w:rStyle w:val="ab"/>
@@ -3429,7 +3429,7 @@
             <w:noProof/>
             <w:webHidden/>
           </w:rPr>
-          <w:instrText>PAGEREF _Toc241955396 \h</w:instrText>
+          <w:instrText>PAGEREF _Toc241955621 \h</w:instrText>
         </w:r>
         <w:r>
           <w:rPr>
@@ -3459,7 +3459,7 @@
             <w:noProof/>
             <w:webHidden/>
           </w:rPr>
-          <w:t>14</w:t>
+          <w:t>13</w:t>
         </w:r>
         <w:r>
           <w:rPr>
@@ -3482,7 +3482,7 @@
           <w14:ligatures w14:val="standardContextual"/>
         </w:rPr>
       </w:pPr>
-      <w:hyperlink w:anchor="_Toc241955397" w:history="1">
+      <w:hyperlink w:anchor="_Toc241955622" w:history="1">
         <w:r>
           <w:rPr>
             <w:rStyle w:val="ab"/>
@@ -3519,7 +3519,7 @@
             <w:noProof/>
             <w:webHidden/>
           </w:rPr>
-          <w:instrText>PAGEREF _Toc241955397 \h</w:instrText>
+          <w:instrText>PAGEREF _Toc241955622 \h</w:instrText>
         </w:r>
         <w:r>
           <w:rPr>
@@ -3549,7 +3549,7 @@
             <w:noProof/>
             <w:webHidden/>
           </w:rPr>
-          <w:t>14</w:t>
+          <w:t>13</w:t>
         </w:r>
         <w:r>
           <w:rPr>
@@ -3572,7 +3572,7 @@
           <w14:ligatures w14:val="standardContextual"/>
         </w:rPr>
       </w:pPr>
-      <w:hyperlink w:anchor="_Toc241955398" w:history="1">
+      <w:hyperlink w:anchor="_Toc241955623" w:history="1">
         <w:r>
           <w:rPr>
             <w:rStyle w:val="ab"/>
@@ -3609,7 +3609,7 @@
             <w:noProof/>
             <w:webHidden/>
           </w:rPr>
-          <w:instrText>PAGEREF _Toc241955398 \h</w:instrText>
+          <w:instrText>PAGEREF _Toc241955623 \h</w:instrText>
         </w:r>
         <w:r>
           <w:rPr>
@@ -3662,7 +3662,7 @@
           <w14:ligatures w14:val="standardContextual"/>
         </w:rPr>
       </w:pPr>
-      <w:hyperlink w:anchor="_Toc241955399" w:history="1">
+      <w:hyperlink w:anchor="_Toc241955624" w:history="1">
         <w:r>
           <w:rPr>
             <w:rStyle w:val="ab"/>
@@ -3699,7 +3699,7 @@
             <w:noProof/>
             <w:webHidden/>
           </w:rPr>
-          <w:instrText>PAGEREF _Toc241955399 \h</w:instrText>
+          <w:instrText>PAGEREF _Toc241955624 \h</w:instrText>
         </w:r>
         <w:r>
           <w:rPr>
@@ -3755,7 +3755,7 @@
           <w14:ligatures w14:val="standardContextual"/>
         </w:rPr>
       </w:pPr>
-      <w:hyperlink w:anchor="_Toc241955400" w:history="1">
+      <w:hyperlink w:anchor="_Toc241955625" w:history="1">
         <w:r>
           <w:rPr>
             <w:rStyle w:val="ab"/>
@@ -3799,7 +3799,7 @@
             <w:noProof/>
             <w:webHidden/>
           </w:rPr>
-          <w:instrText>PAGEREF _Toc241955400 \h</w:instrText>
+          <w:instrText>PAGEREF _Toc241955625 \h</w:instrText>
         </w:r>
         <w:r>
           <w:rPr>
@@ -3855,7 +3855,7 @@
           <w14:ligatures w14:val="standardContextual"/>
         </w:rPr>
       </w:pPr>
-      <w:hyperlink w:anchor="_Toc241955401" w:history="1">
+      <w:hyperlink w:anchor="_Toc241955626" w:history="1">
         <w:r>
           <w:rPr>
             <w:rStyle w:val="ab"/>
@@ -3899,7 +3899,7 @@
             <w:noProof/>
             <w:webHidden/>
           </w:rPr>
-          <w:instrText>PAGEREF _Toc241955401 \h</w:instrText>
+          <w:instrText>PAGEREF _Toc241955626 \h</w:instrText>
         </w:r>
         <w:r>
           <w:rPr>
@@ -3955,7 +3955,7 @@
           <w14:ligatures w14:val="standardContextual"/>
         </w:rPr>
       </w:pPr>
-      <w:hyperlink w:anchor="_Toc241955402" w:history="1">
+      <w:hyperlink w:anchor="_Toc241955627" w:history="1">
         <w:r>
           <w:rPr>
             <w:rStyle w:val="ab"/>
@@ -3999,7 +3999,7 @@
             <w:noProof/>
             <w:webHidden/>
           </w:rPr>
-          <w:instrText>PAGEREF _Toc241955402 \h</w:instrText>
+          <w:instrText>PAGEREF _Toc241955627 \h</w:instrText>
         </w:r>
         <w:r>
           <w:rPr>
@@ -4051,7 +4051,7 @@
           <w14:ligatures w14:val="standardContextual"/>
         </w:rPr>
       </w:pPr>
-      <w:hyperlink w:anchor="_Toc241955403" w:history="1">
+      <w:hyperlink w:anchor="_Toc241955628" w:history="1">
         <w:r>
           <w:rPr>
             <w:rStyle w:val="ab"/>
@@ -4088,7 +4088,7 @@
             <w:noProof/>
             <w:webHidden/>
           </w:rPr>
-          <w:instrText>PAGEREF _Toc241955403 \h</w:instrText>
+          <w:instrText>PAGEREF _Toc241955628 \h</w:instrText>
         </w:r>
         <w:r>
           <w:rPr>
@@ -4141,7 +4141,7 @@
           <w14:ligatures w14:val="standardContextual"/>
         </w:rPr>
       </w:pPr>
-      <w:hyperlink w:anchor="_Toc241955404" w:history="1">
+      <w:hyperlink w:anchor="_Toc241955629" w:history="1">
         <w:r>
           <w:rPr>
             <w:rStyle w:val="ab"/>
@@ -4178,7 +4178,7 @@
             <w:noProof/>
             <w:webHidden/>
           </w:rPr>
-          <w:instrText>PAGEREF _Toc241955404 \h</w:instrText>
+          <w:instrText>PAGEREF _Toc241955629 \h</w:instrText>
         </w:r>
         <w:r>
           <w:rPr>
@@ -4231,7 +4231,7 @@
           <w14:ligatures w14:val="standardContextual"/>
         </w:rPr>
       </w:pPr>
-      <w:hyperlink w:anchor="_Toc241955405" w:history="1">
+      <w:hyperlink w:anchor="_Toc241955630" w:history="1">
         <w:r>
           <w:rPr>
             <w:rStyle w:val="ab"/>
@@ -4268,7 +4268,7 @@
             <w:noProof/>
             <w:webHidden/>
           </w:rPr>
-          <w:instrText>PAGEREF _Toc241955405 \h</w:instrText>
+          <w:instrText>PAGEREF _Toc241955630 \h</w:instrText>
         </w:r>
         <w:r>
           <w:rPr>
@@ -4321,7 +4321,7 @@
           <w14:ligatures w14:val="standardContextual"/>
         </w:rPr>
       </w:pPr>
-      <w:hyperlink w:anchor="_Toc241955406" w:history="1">
+      <w:hyperlink w:anchor="_Toc241955631" w:history="1">
         <w:r>
           <w:rPr>
             <w:rStyle w:val="ab"/>
@@ -4400,7 +4400,7 @@
             <w:noProof/>
             <w:webHidden/>
           </w:rPr>
-          <w:instrText>PAGEREF _Toc241955406 \h</w:instrText>
+          <w:instrText>PAGEREF _Toc241955631 \h</w:instrText>
         </w:r>
         <w:r>
           <w:rPr>
@@ -4453,7 +4453,7 @@
           <w14:ligatures w14:val="standardContextual"/>
         </w:rPr>
       </w:pPr>
-      <w:hyperlink w:anchor="_Toc241955407" w:history="1">
+      <w:hyperlink w:anchor="_Toc241955632" w:history="1">
         <w:r>
           <w:rPr>
             <w:rStyle w:val="ab"/>
@@ -4490,7 +4490,7 @@
             <w:noProof/>
             <w:webHidden/>
           </w:rPr>
-          <w:instrText>PAGEREF _Toc241955407 \h</w:instrText>
+          <w:instrText>PAGEREF _Toc241955632 \h</w:instrText>
         </w:r>
         <w:r>
           <w:rPr>
@@ -4543,7 +4543,7 @@
           <w14:ligatures w14:val="standardContextual"/>
         </w:rPr>
       </w:pPr>
-      <w:hyperlink w:anchor="_Toc241955408" w:history="1">
+      <w:hyperlink w:anchor="_Toc241955633" w:history="1">
         <w:r>
           <w:rPr>
             <w:rStyle w:val="ab"/>
@@ -4580,7 +4580,7 @@
             <w:noProof/>
             <w:webHidden/>
           </w:rPr>
-          <w:instrText>PAGEREF _Toc241955408 \h</w:instrText>
+          <w:instrText>PAGEREF _Toc241955633 \h</w:instrText>
         </w:r>
         <w:r>
           <w:rPr>
@@ -4633,7 +4633,7 @@
           <w14:ligatures w14:val="standardContextual"/>
         </w:rPr>
       </w:pPr>
-      <w:hyperlink w:anchor="_Toc241955409" w:history="1">
+      <w:hyperlink w:anchor="_Toc241955634" w:history="1">
         <w:r>
           <w:rPr>
             <w:rStyle w:val="ab"/>
@@ -4670,7 +4670,7 @@
             <w:noProof/>
             <w:webHidden/>
           </w:rPr>
-          <w:instrText>PAGEREF _Toc241955409 \h</w:instrText>
+          <w:instrText>PAGEREF _Toc241955634 \h</w:instrText>
         </w:r>
         <w:r>
           <w:rPr>
@@ -4722,7 +4722,7 @@
           <w14:ligatures w14:val="standardContextual"/>
         </w:rPr>
       </w:pPr>
-      <w:hyperlink w:anchor="_Toc241955410" w:history="1">
+      <w:hyperlink w:anchor="_Toc241955635" w:history="1">
         <w:r>
           <w:rPr>
             <w:rStyle w:val="ab"/>
@@ -4759,7 +4759,7 @@
             <w:noProof/>
             <w:webHidden/>
           </w:rPr>
-          <w:instrText>PAGEREF _Toc241955410 \h</w:instrText>
+          <w:instrText>PAGEREF _Toc241955635 \h</w:instrText>
         </w:r>
         <w:r>
           <w:rPr>
@@ -4812,7 +4812,7 @@
           <w14:ligatures w14:val="standardContextual"/>
         </w:rPr>
       </w:pPr>
-      <w:hyperlink w:anchor="_Toc241955411" w:history="1">
+      <w:hyperlink w:anchor="_Toc241955636" w:history="1">
         <w:r>
           <w:rPr>
             <w:rStyle w:val="ab"/>
@@ -4849,7 +4849,7 @@
             <w:noProof/>
             <w:webHidden/>
           </w:rPr>
-          <w:instrText>PAGEREF _Toc241955411 \h</w:instrText>
+          <w:instrText>PAGEREF _Toc241955636 \h</w:instrText>
         </w:r>
         <w:r>
           <w:rPr>
@@ -4902,7 +4902,7 @@
           <w14:ligatures w14:val="standardContextual"/>
         </w:rPr>
       </w:pPr>
-      <w:hyperlink w:anchor="_Toc241955412" w:history="1">
+      <w:hyperlink w:anchor="_Toc241955637" w:history="1">
         <w:r>
           <w:rPr>
             <w:rStyle w:val="ab"/>
@@ -4939,7 +4939,7 @@
             <w:noProof/>
             <w:webHidden/>
           </w:rPr>
-          <w:instrText>PAGEREF _Toc241955412 \h</w:instrText>
+          <w:instrText>PAGEREF _Toc241955637 \h</w:instrText>
         </w:r>
         <w:r>
           <w:rPr>
@@ -4991,7 +4991,7 @@
           <w14:ligatures w14:val="standardContextual"/>
         </w:rPr>
       </w:pPr>
-      <w:hyperlink w:anchor="_Toc241955413" w:history="1">
+      <w:hyperlink w:anchor="_Toc241955638" w:history="1">
         <w:r>
           <w:rPr>
             <w:rStyle w:val="ab"/>
@@ -5028,7 +5028,7 @@
             <w:noProof/>
             <w:webHidden/>
           </w:rPr>
-          <w:instrText>PAGEREF _Toc241955413 \h</w:instrText>
+          <w:instrText>PAGEREF _Toc241955638 \h</w:instrText>
         </w:r>
         <w:r>
           <w:rPr>
@@ -5081,7 +5081,7 @@
           <w14:ligatures w14:val="standardContextual"/>
         </w:rPr>
       </w:pPr>
-      <w:hyperlink w:anchor="_Toc241955414" w:history="1">
+      <w:hyperlink w:anchor="_Toc241955639" w:history="1">
         <w:r>
           <w:rPr>
             <w:rStyle w:val="ab"/>
@@ -5146,7 +5146,7 @@
             <w:noProof/>
             <w:webHidden/>
           </w:rPr>
-          <w:instrText>PAGEREF _Toc241955414 \h</w:instrText>
+          <w:instrText>PAGEREF _Toc241955639 \h</w:instrText>
         </w:r>
         <w:r>
           <w:rPr>
@@ -5199,7 +5199,7 @@
           <w14:ligatures w14:val="standardContextual"/>
         </w:rPr>
       </w:pPr>
-      <w:hyperlink w:anchor="_Toc241955415" w:history="1">
+      <w:hyperlink w:anchor="_Toc241955640" w:history="1">
         <w:r>
           <w:rPr>
             <w:rStyle w:val="ab"/>
@@ -5236,7 +5236,7 @@
             <w:noProof/>
             <w:webHidden/>
           </w:rPr>
-          <w:instrText>PAGEREF _Toc241955415 \h</w:instrText>
+          <w:instrText>PAGEREF _Toc241955640 \h</w:instrText>
         </w:r>
         <w:r>
           <w:rPr>
@@ -5289,7 +5289,7 @@
           <w14:ligatures w14:val="standardContextual"/>
         </w:rPr>
       </w:pPr>
-      <w:hyperlink w:anchor="_Toc241955416" w:history="1">
+      <w:hyperlink w:anchor="_Toc241955641" w:history="1">
         <w:r>
           <w:rPr>
             <w:rStyle w:val="ab"/>
@@ -5326,7 +5326,7 @@
             <w:noProof/>
             <w:webHidden/>
           </w:rPr>
-          <w:instrText>PAGEREF _Toc241955416 \h</w:instrText>
+          <w:instrText>PAGEREF _Toc241955641 \h</w:instrText>
         </w:r>
         <w:r>
           <w:rPr>
@@ -5379,7 +5379,7 @@
           <w14:ligatures w14:val="standardContextual"/>
         </w:rPr>
       </w:pPr>
-      <w:hyperlink w:anchor="_Toc241955417" w:history="1">
+      <w:hyperlink w:anchor="_Toc241955642" w:history="1">
         <w:r>
           <w:rPr>
             <w:rStyle w:val="ab"/>
@@ -5416,7 +5416,7 @@
             <w:noProof/>
             <w:webHidden/>
           </w:rPr>
-          <w:instrText>PAGEREF _Toc241955417 \h</w:instrText>
+          <w:instrText>PAGEREF _Toc241955642 \h</w:instrText>
         </w:r>
         <w:r>
           <w:rPr>
@@ -5446,7 +5446,7 @@
             <w:noProof/>
             <w:webHidden/>
           </w:rPr>
-          <w:t>25</w:t>
+          <w:t>24</w:t>
         </w:r>
         <w:r>
           <w:rPr>
@@ -5541,7 +5541,7 @@
           <w:rFonts w:hint="eastAsia"/>
         </w:rPr>
       </w:pPr>
-      <w:bookmarkStart w:id="1" w:name="_Toc241955366"/>
+      <w:bookmarkStart w:id="1" w:name="_Toc241955591"/>
       <w:r>
         <w:rPr>
           <w:rFonts w:hint="eastAsia"/>
@@ -5886,7 +5886,7 @@
         <w:pStyle w:val="1"/>
         <w:ind w:firstLine="643"/>
       </w:pPr>
-      <w:bookmarkStart w:id="2" w:name="_Toc241955367"/>
+      <w:bookmarkStart w:id="2" w:name="_Toc241955592"/>
       <w:r>
         <w:t>一、项目概述</w:t>
       </w:r>
@@ -5897,7 +5897,7 @@
         <w:pStyle w:val="2"/>
         <w:ind w:firstLine="562"/>
       </w:pPr>
-      <w:bookmarkStart w:id="3" w:name="_Toc241955368"/>
+      <w:bookmarkStart w:id="3" w:name="_Toc241955593"/>
       <w:r>
         <w:t>（一）背景与意义</w:t>
       </w:r>
@@ -6041,7 +6041,7 @@
         <w:pStyle w:val="3"/>
         <w:ind w:firstLine="482"/>
       </w:pPr>
-      <w:bookmarkStart w:id="4" w:name="_Toc241955369"/>
+      <w:bookmarkStart w:id="4" w:name="_Toc241955594"/>
       <w:r>
         <w:t xml:space="preserve">1. </w:t>
       </w:r>
@@ -6415,7 +6415,7 @@
         <w:pStyle w:val="3"/>
         <w:ind w:firstLine="482"/>
       </w:pPr>
-      <w:bookmarkStart w:id="5" w:name="_Toc241955370"/>
+      <w:bookmarkStart w:id="5" w:name="_Toc241955595"/>
       <w:r>
         <w:t xml:space="preserve">2. </w:t>
       </w:r>
@@ -6510,7 +6510,7 @@
         <w:pStyle w:val="3"/>
         <w:ind w:firstLine="482"/>
       </w:pPr>
-      <w:bookmarkStart w:id="6" w:name="_Toc241955371"/>
+      <w:bookmarkStart w:id="6" w:name="_Toc241955596"/>
       <w:r>
         <w:t xml:space="preserve">3. </w:t>
       </w:r>
@@ -6737,7 +6737,7 @@
         <w:pStyle w:val="2"/>
         <w:ind w:firstLine="562"/>
       </w:pPr>
-      <w:bookmarkStart w:id="7" w:name="_Toc241955372"/>
+      <w:bookmarkStart w:id="7" w:name="_Toc241955597"/>
       <w:r>
         <w:t>（二）核心目标</w:t>
       </w:r>
@@ -7251,7 +7251,7 @@
         <w:pStyle w:val="1"/>
         <w:ind w:firstLine="643"/>
       </w:pPr>
-      <w:bookmarkStart w:id="8" w:name="_Toc241955373"/>
+      <w:bookmarkStart w:id="8" w:name="_Toc241955598"/>
       <w:r>
         <w:t>二、需求分析</w:t>
       </w:r>
@@ -7262,7 +7262,7 @@
         <w:pStyle w:val="2"/>
         <w:ind w:firstLine="562"/>
       </w:pPr>
-      <w:bookmarkStart w:id="9" w:name="_Toc241955374"/>
+      <w:bookmarkStart w:id="9" w:name="_Toc241955599"/>
       <w:r>
         <w:t>（一）学科专业界定</w:t>
       </w:r>
@@ -7453,7 +7453,7 @@
         <w:pStyle w:val="2"/>
         <w:ind w:firstLine="562"/>
       </w:pPr>
-      <w:bookmarkStart w:id="10" w:name="_Toc241955375"/>
+      <w:bookmarkStart w:id="10" w:name="_Toc241955600"/>
       <w:r>
         <w:t>（二）核心痛点梳理</w:t>
       </w:r>
@@ -7464,7 +7464,7 @@
         <w:pStyle w:val="3"/>
         <w:ind w:firstLine="482"/>
       </w:pPr>
-      <w:bookmarkStart w:id="11" w:name="_Toc241955376"/>
+      <w:bookmarkStart w:id="11" w:name="_Toc241955601"/>
       <w:r>
         <w:t xml:space="preserve">1. </w:t>
       </w:r>
@@ -7796,7 +7796,7 @@
         <w:pStyle w:val="3"/>
         <w:ind w:firstLine="482"/>
       </w:pPr>
-      <w:bookmarkStart w:id="12" w:name="_Toc241955377"/>
+      <w:bookmarkStart w:id="12" w:name="_Toc241955602"/>
       <w:r>
         <w:t xml:space="preserve">2. </w:t>
       </w:r>
@@ -8073,7 +8073,7 @@
         <w:pStyle w:val="3"/>
         <w:ind w:firstLine="482"/>
       </w:pPr>
-      <w:bookmarkStart w:id="13" w:name="_Toc241955378"/>
+      <w:bookmarkStart w:id="13" w:name="_Toc241955603"/>
       <w:r>
         <w:t xml:space="preserve">3. </w:t>
       </w:r>
@@ -8478,7 +8478,7 @@
         <w:pStyle w:val="2"/>
         <w:ind w:firstLine="562"/>
       </w:pPr>
-      <w:bookmarkStart w:id="14" w:name="_Toc241955379"/>
+      <w:bookmarkStart w:id="14" w:name="_Toc241955604"/>
       <w:r>
         <w:t>（三）</w:t>
       </w:r>
@@ -8953,7 +8953,7 @@
         <w:pStyle w:val="1"/>
         <w:ind w:firstLine="643"/>
       </w:pPr>
-      <w:bookmarkStart w:id="15" w:name="_Toc241955380"/>
+      <w:bookmarkStart w:id="15" w:name="_Toc241955605"/>
       <w:r>
         <w:t>三、解决方案设计</w:t>
       </w:r>
@@ -8964,7 +8964,7 @@
         <w:pStyle w:val="2"/>
         <w:ind w:firstLine="562"/>
       </w:pPr>
-      <w:bookmarkStart w:id="16" w:name="_Toc241955381"/>
+      <w:bookmarkStart w:id="16" w:name="_Toc241955606"/>
       <w:r>
         <w:t>（一）系统架构设计</w:t>
       </w:r>
@@ -8980,7 +8980,7 @@
           <w:noProof/>
         </w:rPr>
         <w:drawing>
-          <wp:inline distT="0" distB="0" distL="0" distR="0" wp14:anchorId="5DB0D4F0" wp14:editId="63E5D506">
+          <wp:inline distT="0" distB="0" distL="0" distR="0" wp14:anchorId="3708D4BD" wp14:editId="68D63093">
             <wp:extent cx="5400000" cy="3792857"/>
             <wp:effectExtent l="0" t="0" r="0" b="0"/>
             <wp:docPr id="1" name="Picture 1"/>
@@ -9021,7 +9021,7 @@
         <w:pStyle w:val="2"/>
         <w:ind w:firstLine="562"/>
       </w:pPr>
-      <w:bookmarkStart w:id="17" w:name="_Toc241955382"/>
+      <w:bookmarkStart w:id="17" w:name="_Toc241955607"/>
       <w:r>
         <w:t>（二）技术选型依据</w:t>
       </w:r>
@@ -9424,7 +9424,7 @@
         <w:pStyle w:val="2"/>
         <w:ind w:firstLine="562"/>
       </w:pPr>
-      <w:bookmarkStart w:id="18" w:name="_Toc241955383"/>
+      <w:bookmarkStart w:id="18" w:name="_Toc241955608"/>
       <w:r>
         <w:t>（三）核心技术模块</w:t>
       </w:r>
@@ -9435,7 +9435,7 @@
         <w:pStyle w:val="3"/>
         <w:ind w:firstLine="482"/>
       </w:pPr>
-      <w:bookmarkStart w:id="19" w:name="_Toc241955384"/>
+      <w:bookmarkStart w:id="19" w:name="_Toc241955609"/>
       <w:r>
         <w:t xml:space="preserve">1. </w:t>
       </w:r>
@@ -9551,7 +9551,20 @@
         <w:rPr>
           <w:rFonts w:ascii="宋体" w:hAnsi="宋体"/>
         </w:rPr>
-        <w:t xml:space="preserve"> `REFLECTION_ENABLED` </w:t>
+        <w:t xml:space="preserve"> </w:t>
+      </w:r>
+      <w:r>
+        <w:rPr>
+          <w:rFonts w:ascii="Consolas" w:hAnsi="Consolas"/>
+          <w:sz w:val="21"/>
+        </w:rPr>
+        <w:t>REFLECTION_ENABLED</w:t>
+      </w:r>
+      <w:r>
+        <w:rPr>
+          <w:rFonts w:ascii="宋体" w:hAnsi="宋体"/>
+        </w:rPr>
+        <w:t xml:space="preserve"> </w:t>
       </w:r>
       <w:r>
         <w:rPr>
@@ -9565,7 +9578,7 @@
         <w:pStyle w:val="3"/>
         <w:ind w:firstLine="482"/>
       </w:pPr>
-      <w:bookmarkStart w:id="20" w:name="_Toc241955385"/>
+      <w:bookmarkStart w:id="20" w:name="_Toc241955610"/>
       <w:r>
         <w:t xml:space="preserve">2. </w:t>
       </w:r>
@@ -10104,9 +10117,16 @@
       </w:r>
       <w:r>
         <w:rPr>
-          <w:rFonts w:ascii="宋体" w:hAnsi="宋体"/>
-        </w:rPr>
-        <w:t xml:space="preserve">`mastery_detail` </w:t>
+          <w:rFonts w:ascii="Consolas" w:hAnsi="Consolas"/>
+          <w:sz w:val="21"/>
+        </w:rPr>
+        <w:t>mastery_detail</w:t>
+      </w:r>
+      <w:r>
+        <w:rPr>
+          <w:rFonts w:ascii="宋体" w:hAnsi="宋体"/>
+        </w:rPr>
+        <w:t xml:space="preserve"> </w:t>
       </w:r>
       <w:r>
         <w:rPr>
@@ -10140,9 +10160,16 @@
       </w:r>
       <w:r>
         <w:rPr>
-          <w:rFonts w:ascii="宋体" w:hAnsi="宋体"/>
-        </w:rPr>
-        <w:t xml:space="preserve">`difficulty_source` </w:t>
+          <w:rFonts w:ascii="Consolas" w:hAnsi="Consolas"/>
+          <w:sz w:val="21"/>
+        </w:rPr>
+        <w:t>difficulty_source</w:t>
+      </w:r>
+      <w:r>
+        <w:rPr>
+          <w:rFonts w:ascii="宋体" w:hAnsi="宋体"/>
+        </w:rPr>
+        <w:t xml:space="preserve"> </w:t>
       </w:r>
       <w:r>
         <w:rPr>
@@ -10188,9 +10215,16 @@
       </w:r>
       <w:r>
         <w:rPr>
-          <w:rFonts w:ascii="宋体" w:hAnsi="宋体"/>
-        </w:rPr>
-        <w:t xml:space="preserve">`review_source=fsrs_due` </w:t>
+          <w:rFonts w:ascii="Consolas" w:hAnsi="Consolas"/>
+          <w:sz w:val="21"/>
+        </w:rPr>
+        <w:t>review_source=fsrs_due</w:t>
+      </w:r>
+      <w:r>
+        <w:rPr>
+          <w:rFonts w:ascii="宋体" w:hAnsi="宋体"/>
+        </w:rPr>
+        <w:t xml:space="preserve"> </w:t>
       </w:r>
       <w:r>
         <w:rPr>
@@ -10224,9 +10258,16 @@
       </w:r>
       <w:r>
         <w:rPr>
-          <w:rFonts w:ascii="宋体" w:hAnsi="宋体"/>
-        </w:rPr>
-        <w:t xml:space="preserve">`build_ai_engine_context` </w:t>
+          <w:rFonts w:ascii="Consolas" w:hAnsi="Consolas"/>
+          <w:sz w:val="21"/>
+        </w:rPr>
+        <w:t>build_ai_engine_context</w:t>
+      </w:r>
+      <w:r>
+        <w:rPr>
+          <w:rFonts w:ascii="宋体" w:hAnsi="宋体"/>
+        </w:rPr>
+        <w:t xml:space="preserve"> </w:t>
       </w:r>
       <w:r>
         <w:rPr>
@@ -10276,7 +10317,7 @@
         <w:pStyle w:val="3"/>
         <w:ind w:firstLine="482"/>
       </w:pPr>
-      <w:bookmarkStart w:id="21" w:name="_Toc241955386"/>
+      <w:bookmarkStart w:id="21" w:name="_Toc241955611"/>
       <w:r>
         <w:t xml:space="preserve">3. ADPP </w:t>
       </w:r>
@@ -10355,50 +10396,50 @@
         <w:rPr>
           <w:rFonts w:ascii="宋体" w:hAnsi="宋体"/>
         </w:rPr>
-        <w:t>动态调整策略，并扩展了跨课程依赖。举个实际的例子：目</w:t>
+        <w:t>动态调整策略，并扩展了跨课程依赖。举个实际的例子：目标知识点是</w:t>
+      </w:r>
+      <w:r>
+        <w:rPr>
+          <w:rFonts w:ascii="宋体" w:hAnsi="宋体"/>
+        </w:rPr>
+        <w:t xml:space="preserve"> STM32 </w:t>
+      </w:r>
+      <w:r>
+        <w:rPr>
+          <w:rFonts w:ascii="宋体" w:hAnsi="宋体"/>
+        </w:rPr>
+        <w:t>定时器</w:t>
+      </w:r>
+      <w:r>
+        <w:rPr>
+          <w:rFonts w:ascii="宋体" w:hAnsi="宋体"/>
+        </w:rPr>
+        <w:t xml:space="preserve"> PWM</w:t>
+      </w:r>
+      <w:r>
+        <w:rPr>
+          <w:rFonts w:ascii="宋体" w:hAnsi="宋体"/>
+        </w:rPr>
+        <w:t>，往前追前置依赖，一路经过</w:t>
+      </w:r>
+      <w:r>
+        <w:rPr>
+          <w:rFonts w:ascii="宋体" w:hAnsi="宋体"/>
+        </w:rPr>
+        <w:t xml:space="preserve"> C </w:t>
+      </w:r>
+      <w:r>
+        <w:rPr>
+          <w:rFonts w:ascii="宋体" w:hAnsi="宋体"/>
+        </w:rPr>
+        <w:t>语言的位运算、</w:t>
       </w:r>
       <w:r>
         <w:rPr>
           <w:rFonts w:ascii="宋体" w:hAnsi="宋体"/>
         </w:rPr>
         <w:lastRenderedPageBreak/>
-        <w:t>标知识点是</w:t>
-      </w:r>
-      <w:r>
-        <w:rPr>
-          <w:rFonts w:ascii="宋体" w:hAnsi="宋体"/>
-        </w:rPr>
-        <w:t xml:space="preserve"> STM32 </w:t>
-      </w:r>
-      <w:r>
-        <w:rPr>
-          <w:rFonts w:ascii="宋体" w:hAnsi="宋体"/>
-        </w:rPr>
-        <w:t>定时器</w:t>
-      </w:r>
-      <w:r>
-        <w:rPr>
-          <w:rFonts w:ascii="宋体" w:hAnsi="宋体"/>
-        </w:rPr>
-        <w:t xml:space="preserve"> PWM</w:t>
-      </w:r>
-      <w:r>
-        <w:rPr>
-          <w:rFonts w:ascii="宋体" w:hAnsi="宋体"/>
-        </w:rPr>
-        <w:t>，往前追前置依赖，一路经过</w:t>
-      </w:r>
-      <w:r>
-        <w:rPr>
-          <w:rFonts w:ascii="宋体" w:hAnsi="宋体"/>
-        </w:rPr>
-        <w:t xml:space="preserve"> C </w:t>
-      </w:r>
-      <w:r>
-        <w:rPr>
-          <w:rFonts w:ascii="宋体" w:hAnsi="宋体"/>
-        </w:rPr>
-        <w:t>语言的位运算、指针，再往前是电路分析的电压波形，系统据此生成一条真正跨学科的学习路径。</w:t>
+        <w:t>指针，再往前是电路分析的电压波形，系统据此生成一条真正跨学科的学习路径。</w:t>
       </w:r>
     </w:p>
     <w:p>
@@ -10406,7 +10447,7 @@
         <w:pStyle w:val="3"/>
         <w:ind w:firstLine="482"/>
       </w:pPr>
-      <w:bookmarkStart w:id="22" w:name="_Toc241955387"/>
+      <w:bookmarkStart w:id="22" w:name="_Toc241955612"/>
       <w:r>
         <w:t xml:space="preserve">4. </w:t>
       </w:r>
@@ -10726,7 +10767,7 @@
         <w:pStyle w:val="3"/>
         <w:ind w:firstLine="482"/>
       </w:pPr>
-      <w:bookmarkStart w:id="23" w:name="_Toc241955388"/>
+      <w:bookmarkStart w:id="23" w:name="_Toc241955613"/>
       <w:r>
         <w:t xml:space="preserve">5. </w:t>
       </w:r>
@@ -10900,7 +10941,7 @@
         <w:pStyle w:val="3"/>
         <w:ind w:firstLine="482"/>
       </w:pPr>
-      <w:bookmarkStart w:id="24" w:name="_Toc241955389"/>
+      <w:bookmarkStart w:id="24" w:name="_Toc241955614"/>
       <w:r>
         <w:t xml:space="preserve">6. </w:t>
       </w:r>
@@ -11001,9 +11042,16 @@
       </w:r>
       <w:r>
         <w:rPr>
-          <w:rFonts w:ascii="宋体" w:hAnsi="宋体"/>
-        </w:rPr>
-        <w:t xml:space="preserve">`apply_guards` </w:t>
+          <w:rFonts w:ascii="Consolas" w:hAnsi="Consolas"/>
+          <w:sz w:val="21"/>
+        </w:rPr>
+        <w:t>apply_guards</w:t>
+      </w:r>
+      <w:r>
+        <w:rPr>
+          <w:rFonts w:ascii="宋体" w:hAnsi="宋体"/>
+        </w:rPr>
+        <w:t xml:space="preserve"> </w:t>
       </w:r>
       <w:r>
         <w:rPr>
@@ -11025,9 +11073,16 @@
       </w:r>
       <w:r>
         <w:rPr>
-          <w:rFonts w:ascii="宋体" w:hAnsi="宋体"/>
-        </w:rPr>
-        <w:t xml:space="preserve">`REFLECTION_ENABLED` </w:t>
+          <w:rFonts w:ascii="Consolas" w:hAnsi="Consolas"/>
+          <w:sz w:val="21"/>
+        </w:rPr>
+        <w:t>REFLECTION_ENABLED</w:t>
+      </w:r>
+      <w:r>
+        <w:rPr>
+          <w:rFonts w:ascii="宋体" w:hAnsi="宋体"/>
+        </w:rPr>
+        <w:t xml:space="preserve"> </w:t>
       </w:r>
       <w:r>
         <w:rPr>
@@ -11041,7 +11096,7 @@
         <w:pStyle w:val="3"/>
         <w:ind w:firstLine="482"/>
       </w:pPr>
-      <w:bookmarkStart w:id="25" w:name="_Toc241955390"/>
+      <w:bookmarkStart w:id="25" w:name="_Toc241955615"/>
       <w:r>
         <w:t xml:space="preserve">7. </w:t>
       </w:r>
@@ -11092,7 +11147,7 @@
         <w:pStyle w:val="2"/>
         <w:ind w:firstLine="562"/>
       </w:pPr>
-      <w:bookmarkStart w:id="26" w:name="_Toc241955391"/>
+      <w:bookmarkStart w:id="26" w:name="_Toc241955616"/>
       <w:r>
         <w:t>（四）核心创新点</w:t>
       </w:r>
@@ -11465,15 +11520,7 @@
                 <w:rFonts w:ascii="宋体" w:hAnsi="宋体"/>
                 <w:sz w:val="21"/>
               </w:rPr>
-              <w:t>等字段</w:t>
-            </w:r>
-            <w:r>
-              <w:rPr>
-                <w:rFonts w:ascii="宋体" w:hAnsi="宋体"/>
-                <w:sz w:val="21"/>
-              </w:rPr>
-              <w:lastRenderedPageBreak/>
-              <w:t>可查）</w:t>
+              <w:t>等字段可查）</w:t>
             </w:r>
           </w:p>
         </w:tc>
@@ -11775,7 +11822,7 @@
         <w:pStyle w:val="1"/>
         <w:ind w:firstLine="643"/>
       </w:pPr>
-      <w:bookmarkStart w:id="27" w:name="_Toc241955392"/>
+      <w:bookmarkStart w:id="27" w:name="_Toc241955617"/>
       <w:r>
         <w:t>四、方案可行性</w:t>
       </w:r>
@@ -11786,7 +11833,7 @@
         <w:pStyle w:val="2"/>
         <w:ind w:firstLine="562"/>
       </w:pPr>
-      <w:bookmarkStart w:id="28" w:name="_Toc241955393"/>
+      <w:bookmarkStart w:id="28" w:name="_Toc241955618"/>
       <w:r>
         <w:t>（一）技术可行性</w:t>
       </w:r>
@@ -12243,56 +12290,62 @@
         <w:rPr>
           <w:rFonts w:ascii="宋体" w:hAnsi="宋体"/>
         </w:rPr>
+        <w:t>可靠性这块是吃过亏才补齐的课：早期版本没配</w:t>
+      </w:r>
+      <w:r>
+        <w:rPr>
+          <w:rFonts w:ascii="宋体" w:hAnsi="宋体"/>
+        </w:rPr>
+        <w:t xml:space="preserve"> LLM Key </w:t>
+      </w:r>
+      <w:r>
+        <w:rPr>
+          <w:rFonts w:ascii="宋体" w:hAnsi="宋体"/>
+        </w:rPr>
+        <w:t>时后端启动直接崩，后来加了降级兜底才稳住。现在是三层保障：</w:t>
+      </w:r>
+      <w:r>
+        <w:rPr>
+          <w:rFonts w:ascii="宋体" w:hAnsi="宋体"/>
+        </w:rPr>
+        <w:t xml:space="preserve">5 </w:t>
+      </w:r>
+      <w:r>
+        <w:rPr>
+          <w:rFonts w:ascii="宋体" w:hAnsi="宋体"/>
+        </w:rPr>
+        <w:t>家</w:t>
+      </w:r>
+      <w:r>
+        <w:rPr>
+          <w:rFonts w:ascii="宋体" w:hAnsi="宋体"/>
+        </w:rPr>
+        <w:t xml:space="preserve"> LLM </w:t>
+      </w:r>
+      <w:r>
+        <w:rPr>
+          <w:rFonts w:ascii="宋体" w:hAnsi="宋体"/>
+        </w:rPr>
+        <w:t>自动降级链、</w:t>
+      </w:r>
+      <w:r>
+        <w:rPr>
+          <w:rFonts w:ascii="宋体" w:hAnsi="宋体"/>
+        </w:rPr>
+        <w:t xml:space="preserve">LLM </w:t>
+      </w:r>
+      <w:r>
+        <w:rPr>
+          <w:rFonts w:ascii="宋体" w:hAnsi="宋体"/>
+        </w:rPr>
+        <w:t>故障时</w:t>
+      </w:r>
+      <w:r>
+        <w:rPr>
+          <w:rFonts w:ascii="宋体" w:hAnsi="宋体"/>
+        </w:rPr>
         <w:lastRenderedPageBreak/>
-        <w:t>可靠性这块是吃过亏才补齐的课：早期版本没配</w:t>
-      </w:r>
-      <w:r>
-        <w:rPr>
-          <w:rFonts w:ascii="宋体" w:hAnsi="宋体"/>
-        </w:rPr>
-        <w:t xml:space="preserve"> LLM Key </w:t>
-      </w:r>
-      <w:r>
-        <w:rPr>
-          <w:rFonts w:ascii="宋体" w:hAnsi="宋体"/>
-        </w:rPr>
-        <w:t>时后端启动直接崩，后来加了降级兜底才稳住。现在是三层保障：</w:t>
-      </w:r>
-      <w:r>
-        <w:rPr>
-          <w:rFonts w:ascii="宋体" w:hAnsi="宋体"/>
-        </w:rPr>
-        <w:t xml:space="preserve">5 </w:t>
-      </w:r>
-      <w:r>
-        <w:rPr>
-          <w:rFonts w:ascii="宋体" w:hAnsi="宋体"/>
-        </w:rPr>
-        <w:t>家</w:t>
-      </w:r>
-      <w:r>
-        <w:rPr>
-          <w:rFonts w:ascii="宋体" w:hAnsi="宋体"/>
-        </w:rPr>
-        <w:t xml:space="preserve"> LLM </w:t>
-      </w:r>
-      <w:r>
-        <w:rPr>
-          <w:rFonts w:ascii="宋体" w:hAnsi="宋体"/>
-        </w:rPr>
-        <w:t>自动降级链、</w:t>
-      </w:r>
-      <w:r>
-        <w:rPr>
-          <w:rFonts w:ascii="宋体" w:hAnsi="宋体"/>
-        </w:rPr>
-        <w:t xml:space="preserve">LLM </w:t>
-      </w:r>
-      <w:r>
-        <w:rPr>
-          <w:rFonts w:ascii="宋体" w:hAnsi="宋体"/>
-        </w:rPr>
-        <w:t>故障时的业务降级（引导提示</w:t>
+        <w:t>的业务降级（引导提示</w:t>
       </w:r>
       <w:r>
         <w:rPr>
@@ -12485,7 +12538,7 @@
         <w:pStyle w:val="2"/>
         <w:ind w:firstLine="562"/>
       </w:pPr>
-      <w:bookmarkStart w:id="29" w:name="_Toc241955394"/>
+      <w:bookmarkStart w:id="29" w:name="_Toc241955619"/>
       <w:r>
         <w:t>（二）经济可行性</w:t>
       </w:r>
@@ -12971,7 +13024,7 @@
         <w:pStyle w:val="2"/>
         <w:ind w:firstLine="562"/>
       </w:pPr>
-      <w:bookmarkStart w:id="30" w:name="_Toc241955395"/>
+      <w:bookmarkStart w:id="30" w:name="_Toc241955620"/>
       <w:r>
         <w:t>（三）推广价值</w:t>
       </w:r>
@@ -13166,9 +13219,8 @@
         <w:pStyle w:val="1"/>
         <w:ind w:firstLine="643"/>
       </w:pPr>
-      <w:bookmarkStart w:id="31" w:name="_Toc241955396"/>
-      <w:r>
-        <w:lastRenderedPageBreak/>
+      <w:bookmarkStart w:id="31" w:name="_Toc241955621"/>
+      <w:r>
         <w:t>五、项目实施</w:t>
       </w:r>
       <w:bookmarkEnd w:id="31"/>
@@ -13178,7 +13230,7 @@
         <w:pStyle w:val="2"/>
         <w:ind w:firstLine="562"/>
       </w:pPr>
-      <w:bookmarkStart w:id="32" w:name="_Toc241955397"/>
+      <w:bookmarkStart w:id="32" w:name="_Toc241955622"/>
       <w:r>
         <w:t>（一）实施计划</w:t>
       </w:r>
@@ -13288,7 +13340,16 @@
                 <w:b/>
                 <w:sz w:val="21"/>
               </w:rPr>
-              <w:t>验收口径</w:t>
+              <w:t>验收</w:t>
+            </w:r>
+            <w:r>
+              <w:rPr>
+                <w:rFonts w:ascii="宋体" w:hAnsi="宋体"/>
+                <w:b/>
+                <w:sz w:val="21"/>
+              </w:rPr>
+              <w:lastRenderedPageBreak/>
+              <w:t>口径</w:t>
             </w:r>
           </w:p>
         </w:tc>
@@ -13307,6 +13368,7 @@
                 <w:rFonts w:ascii="宋体" w:hAnsi="宋体"/>
                 <w:sz w:val="21"/>
               </w:rPr>
+              <w:lastRenderedPageBreak/>
               <w:t>需求分析与学科界定</w:t>
             </w:r>
           </w:p>
@@ -14161,7 +14223,6 @@
                 <w:rFonts w:ascii="宋体" w:hAnsi="宋体"/>
                 <w:sz w:val="21"/>
               </w:rPr>
-              <w:lastRenderedPageBreak/>
               <w:t>文档与提交</w:t>
             </w:r>
           </w:p>
@@ -14238,8 +14299,9 @@
         <w:pStyle w:val="2"/>
         <w:ind w:firstLine="562"/>
       </w:pPr>
-      <w:bookmarkStart w:id="33" w:name="_Toc241955398"/>
-      <w:r>
+      <w:bookmarkStart w:id="33" w:name="_Toc241955623"/>
+      <w:r>
+        <w:lastRenderedPageBreak/>
         <w:t>（二）资源保障</w:t>
       </w:r>
       <w:bookmarkEnd w:id="33"/>
@@ -14421,7 +14483,7 @@
         <w:pStyle w:val="2"/>
         <w:ind w:firstLine="562"/>
       </w:pPr>
-      <w:bookmarkStart w:id="34" w:name="_Toc241955399"/>
+      <w:bookmarkStart w:id="34" w:name="_Toc241955624"/>
       <w:r>
         <w:t>（三）团队协作（跨专业组队）</w:t>
       </w:r>
@@ -14501,7 +14563,7 @@
           <w:noProof/>
         </w:rPr>
         <w:drawing>
-          <wp:inline distT="0" distB="0" distL="0" distR="0" wp14:anchorId="032A3F38" wp14:editId="06C7FA60">
+          <wp:inline distT="0" distB="0" distL="0" distR="0" wp14:anchorId="7C12670B" wp14:editId="6908038F">
             <wp:extent cx="1224000" cy="1224000"/>
             <wp:effectExtent l="0" t="0" r="0" b="0"/>
             <wp:docPr id="2" name="Picture 2"/>
@@ -14544,7 +14606,7 @@
           <w:noProof/>
         </w:rPr>
         <w:drawing>
-          <wp:inline distT="0" distB="0" distL="0" distR="0" wp14:anchorId="40DCDCBD" wp14:editId="740D2167">
+          <wp:inline distT="0" distB="0" distL="0" distR="0" wp14:anchorId="737D7ACF" wp14:editId="2FDD4CB0">
             <wp:extent cx="872100" cy="1224000"/>
             <wp:effectExtent l="0" t="0" r="0" b="0"/>
             <wp:docPr id="3" name="Picture 3"/>
@@ -14587,7 +14649,7 @@
           <w:noProof/>
         </w:rPr>
         <w:drawing>
-          <wp:inline distT="0" distB="0" distL="0" distR="0" wp14:anchorId="36C76CC5" wp14:editId="1BA4A141">
+          <wp:inline distT="0" distB="0" distL="0" distR="0" wp14:anchorId="57D3CE95" wp14:editId="73A91161">
             <wp:extent cx="816638" cy="1224000"/>
             <wp:effectExtent l="0" t="0" r="0" b="0"/>
             <wp:docPr id="4" name="Picture 4"/>
@@ -14959,7 +15021,7 @@
         <w:pStyle w:val="3"/>
         <w:ind w:firstLine="482"/>
       </w:pPr>
-      <w:bookmarkStart w:id="35" w:name="_Toc241955400"/>
+      <w:bookmarkStart w:id="35" w:name="_Toc241955625"/>
       <w:r>
         <w:t xml:space="preserve">1. </w:t>
       </w:r>
@@ -14990,14 +15052,7 @@
         <w:rPr>
           <w:rFonts w:ascii="宋体" w:hAnsi="宋体"/>
         </w:rPr>
-        <w:t>语言、电路分析、单片机开发，与平台</w:t>
-      </w:r>
-      <w:r>
-        <w:rPr>
-          <w:rFonts w:ascii="宋体" w:hAnsi="宋体"/>
-        </w:rPr>
-        <w:lastRenderedPageBreak/>
-        <w:t>主打的</w:t>
+        <w:t>语言、电路分析、单片机开发，与平台主打的</w:t>
       </w:r>
       <w:r>
         <w:rPr>
@@ -15136,6 +15191,7 @@
                 <w:rFonts w:ascii="宋体" w:hAnsi="宋体"/>
                 <w:sz w:val="21"/>
               </w:rPr>
+              <w:lastRenderedPageBreak/>
               <w:t>系统架构</w:t>
             </w:r>
           </w:p>
@@ -15764,7 +15820,7 @@
         <w:pStyle w:val="3"/>
         <w:ind w:firstLine="482"/>
       </w:pPr>
-      <w:bookmarkStart w:id="36" w:name="_Toc241955401"/>
+      <w:bookmarkStart w:id="36" w:name="_Toc241955626"/>
       <w:r>
         <w:t xml:space="preserve">2. </w:t>
       </w:r>
@@ -15898,8 +15954,32 @@
                 <w:rFonts w:ascii="宋体" w:hAnsi="宋体"/>
                 <w:sz w:val="21"/>
               </w:rPr>
+              <w:t>测评工具设计</w:t>
+            </w:r>
+          </w:p>
+        </w:tc>
+        <w:tc>
+          <w:tcPr>
+            <w:tcW w:w="2835" w:type="dxa"/>
+          </w:tcPr>
+          <w:p>
+            <w:pPr>
+              <w:ind w:firstLine="420"/>
+            </w:pPr>
+            <w:r>
+              <w:rPr>
+                <w:rFonts w:ascii="宋体" w:hAnsi="宋体"/>
+                <w:sz w:val="21"/>
+              </w:rPr>
+              <w:t>前测试卷、后测试卷、学习体验问卷、知情同意书</w:t>
+            </w:r>
+            <w:r>
+              <w:rPr>
+                <w:rFonts w:ascii="宋体" w:hAnsi="宋体"/>
+                <w:sz w:val="21"/>
+              </w:rPr>
               <w:lastRenderedPageBreak/>
-              <w:t>测评工具设计</w:t>
+              <w:t>的编制</w:t>
             </w:r>
           </w:p>
         </w:tc>
@@ -15916,23 +15996,7 @@
                 <w:rFonts w:ascii="宋体" w:hAnsi="宋体"/>
                 <w:sz w:val="21"/>
               </w:rPr>
-              <w:t>前测试卷、后测试卷、学习体验问卷、知情同意书的编制</w:t>
-            </w:r>
-          </w:p>
-        </w:tc>
-        <w:tc>
-          <w:tcPr>
-            <w:tcW w:w="2835" w:type="dxa"/>
-          </w:tcPr>
-          <w:p>
-            <w:pPr>
-              <w:ind w:firstLine="420"/>
-            </w:pPr>
-            <w:r>
-              <w:rPr>
-                <w:rFonts w:ascii="宋体" w:hAnsi="宋体"/>
-                <w:sz w:val="21"/>
-              </w:rPr>
+              <w:lastRenderedPageBreak/>
               <w:t>全套定稿，随试点材料交付</w:t>
             </w:r>
           </w:p>
@@ -16408,7 +16472,7 @@
         <w:pStyle w:val="3"/>
         <w:ind w:firstLine="482"/>
       </w:pPr>
-      <w:bookmarkStart w:id="37" w:name="_Toc241955402"/>
+      <w:bookmarkStart w:id="37" w:name="_Toc241955627"/>
       <w:r>
         <w:t xml:space="preserve">3. </w:t>
       </w:r>
@@ -16680,15 +16744,7 @@
                 <w:rFonts w:ascii="宋体" w:hAnsi="宋体"/>
                 <w:sz w:val="21"/>
               </w:rPr>
-              <w:t>教学仪表盘、班级对比、</w:t>
-            </w:r>
-            <w:r>
-              <w:rPr>
-                <w:rFonts w:ascii="宋体" w:hAnsi="宋体"/>
-                <w:sz w:val="21"/>
-              </w:rPr>
-              <w:lastRenderedPageBreak/>
-              <w:t>学情预警、试点数据分析报告等</w:t>
+              <w:t>教学仪表盘、班级对比、学情预警、试点数据分析报告等</w:t>
             </w:r>
             <w:r>
               <w:rPr>
@@ -16719,16 +16775,7 @@
                 <w:rFonts w:ascii="宋体" w:hAnsi="宋体"/>
                 <w:sz w:val="21"/>
               </w:rPr>
-              <w:lastRenderedPageBreak/>
-              <w:t>全部完成，试点报告支</w:t>
-            </w:r>
-            <w:r>
-              <w:rPr>
-                <w:rFonts w:ascii="宋体" w:hAnsi="宋体"/>
-                <w:sz w:val="21"/>
-              </w:rPr>
-              <w:lastRenderedPageBreak/>
-              <w:t>持一键导出</w:t>
+              <w:t>全部完成，试点报告支持一键导出</w:t>
             </w:r>
           </w:p>
         </w:tc>
@@ -17132,7 +17179,7 @@
         <w:pStyle w:val="1"/>
         <w:ind w:firstLine="643"/>
       </w:pPr>
-      <w:bookmarkStart w:id="38" w:name="_Toc241955403"/>
+      <w:bookmarkStart w:id="38" w:name="_Toc241955628"/>
       <w:r>
         <w:t>六、应用效果</w:t>
       </w:r>
@@ -17143,7 +17190,7 @@
         <w:pStyle w:val="2"/>
         <w:ind w:firstLine="562"/>
       </w:pPr>
-      <w:bookmarkStart w:id="39" w:name="_Toc241955404"/>
+      <w:bookmarkStart w:id="39" w:name="_Toc241955629"/>
       <w:r>
         <w:t>（一）应用效果预期</w:t>
       </w:r>
@@ -17369,15 +17416,7 @@
                 <w:rFonts w:ascii="宋体" w:hAnsi="宋体"/>
                 <w:sz w:val="21"/>
               </w:rPr>
-              <w:t>路径适配，同一个班里不同基础的学生拿到不同的学习顺序</w:t>
-            </w:r>
-            <w:r>
-              <w:rPr>
-                <w:rFonts w:ascii="宋体" w:hAnsi="宋体"/>
-                <w:sz w:val="21"/>
-              </w:rPr>
-              <w:lastRenderedPageBreak/>
-              <w:t>与资源</w:t>
+              <w:t>路径适配，同一个班里不同基础的学生拿到不同的学习顺序与资源</w:t>
             </w:r>
           </w:p>
         </w:tc>
@@ -17394,7 +17433,6 @@
                 <w:rFonts w:ascii="宋体" w:hAnsi="宋体"/>
                 <w:sz w:val="21"/>
               </w:rPr>
-              <w:lastRenderedPageBreak/>
               <w:t>系统使用日志分析（路径差异率）</w:t>
             </w:r>
           </w:p>
@@ -17431,7 +17469,15 @@
                 <w:rFonts w:ascii="宋体" w:hAnsi="宋体"/>
                 <w:sz w:val="21"/>
               </w:rPr>
-              <w:t>电路故障诊断正确率、实验完成度提升；虚拟环境试错零成本</w:t>
+              <w:t>电路故障诊断正确率、</w:t>
+            </w:r>
+            <w:r>
+              <w:rPr>
+                <w:rFonts w:ascii="宋体" w:hAnsi="宋体"/>
+                <w:sz w:val="21"/>
+              </w:rPr>
+              <w:lastRenderedPageBreak/>
+              <w:t>实验完成度提升；虚拟环境试错零成本</w:t>
             </w:r>
           </w:p>
         </w:tc>
@@ -17448,6 +17494,7 @@
                 <w:rFonts w:ascii="宋体" w:hAnsi="宋体"/>
                 <w:sz w:val="21"/>
               </w:rPr>
+              <w:lastRenderedPageBreak/>
               <w:t xml:space="preserve">experiment_logs </w:t>
             </w:r>
             <w:r>
@@ -17582,7 +17629,7 @@
         <w:pStyle w:val="2"/>
         <w:ind w:firstLine="562"/>
       </w:pPr>
-      <w:bookmarkStart w:id="40" w:name="_Toc241955405"/>
+      <w:bookmarkStart w:id="40" w:name="_Toc241955630"/>
       <w:r>
         <w:t>（二）试点方案（已启动）</w:t>
       </w:r>
@@ -17910,7 +17957,7 @@
         <w:pStyle w:val="2"/>
         <w:ind w:firstLine="562"/>
       </w:pPr>
-      <w:bookmarkStart w:id="41" w:name="_Toc241955406"/>
+      <w:bookmarkStart w:id="41" w:name="_Toc241955631"/>
       <w:r>
         <w:t>（三）算法效果验证设计（</w:t>
       </w:r>
@@ -18369,8 +18416,87 @@
                 <w:rFonts w:ascii="宋体" w:hAnsi="宋体"/>
                 <w:sz w:val="21"/>
               </w:rPr>
+              <w:t>知识追踪</w:t>
+            </w:r>
+          </w:p>
+        </w:tc>
+        <w:tc>
+          <w:tcPr>
+            <w:tcW w:w="1701" w:type="dxa"/>
+          </w:tcPr>
+          <w:p>
+            <w:pPr>
+              <w:ind w:firstLine="420"/>
+            </w:pPr>
+            <w:r>
+              <w:rPr>
+                <w:rFonts w:ascii="宋体" w:hAnsi="宋体"/>
+                <w:sz w:val="21"/>
+              </w:rPr>
+              <w:t>无（画像快照）</w:t>
+            </w:r>
+          </w:p>
+        </w:tc>
+        <w:tc>
+          <w:tcPr>
+            <w:tcW w:w="1701" w:type="dxa"/>
+          </w:tcPr>
+          <w:p>
+            <w:pPr>
+              <w:ind w:firstLine="420"/>
+            </w:pPr>
+            <w:r>
+              <w:rPr>
+                <w:rFonts w:ascii="宋体" w:hAnsi="宋体"/>
+                <w:sz w:val="21"/>
+              </w:rPr>
+              <w:t xml:space="preserve">BKT EM </w:t>
+            </w:r>
+            <w:r>
+              <w:rPr>
+                <w:rFonts w:ascii="宋体" w:hAnsi="宋体"/>
+                <w:sz w:val="21"/>
+              </w:rPr>
+              <w:t>估计</w:t>
+            </w:r>
+          </w:p>
+        </w:tc>
+        <w:tc>
+          <w:tcPr>
+            <w:tcW w:w="1701" w:type="dxa"/>
+          </w:tcPr>
+          <w:p>
+            <w:pPr>
+              <w:ind w:firstLine="420"/>
+            </w:pPr>
+            <w:r>
+              <w:rPr>
+                <w:rFonts w:ascii="宋体" w:hAnsi="宋体"/>
+                <w:sz w:val="21"/>
+              </w:rPr>
+              <w:t>时间留出</w:t>
+            </w:r>
+            <w:r>
+              <w:rPr>
+                <w:rFonts w:ascii="宋体" w:hAnsi="宋体"/>
+                <w:sz w:val="21"/>
+              </w:rPr>
+              <w:t xml:space="preserve"> AUC / LogLoss / </w:t>
+            </w:r>
+            <w:r>
+              <w:rPr>
+                <w:rFonts w:ascii="宋体" w:hAnsi="宋体"/>
+                <w:sz w:val="21"/>
+              </w:rPr>
               <w:lastRenderedPageBreak/>
-              <w:t>知识追踪</w:t>
+              <w:t>Brier</w:t>
+            </w:r>
+            <w:r>
+              <w:rPr>
+                <w:rFonts w:ascii="宋体" w:hAnsi="宋体"/>
+                <w:sz w:val="21"/>
+              </w:rPr>
+              <w:t>（并与最近正确率、多数类比较）</w:t>
             </w:r>
           </w:p>
         </w:tc>
@@ -18387,79 +18513,16 @@
                 <w:rFonts w:ascii="宋体" w:hAnsi="宋体"/>
                 <w:sz w:val="21"/>
               </w:rPr>
-              <w:t>无（画像快照）</w:t>
-            </w:r>
-          </w:p>
-        </w:tc>
-        <w:tc>
-          <w:tcPr>
-            <w:tcW w:w="1701" w:type="dxa"/>
-          </w:tcPr>
-          <w:p>
-            <w:pPr>
-              <w:ind w:firstLine="420"/>
-            </w:pPr>
-            <w:r>
-              <w:rPr>
-                <w:rFonts w:ascii="宋体" w:hAnsi="宋体"/>
-                <w:sz w:val="21"/>
-              </w:rPr>
-              <w:t xml:space="preserve">BKT EM </w:t>
-            </w:r>
-            <w:r>
-              <w:rPr>
-                <w:rFonts w:ascii="宋体" w:hAnsi="宋体"/>
-                <w:sz w:val="21"/>
-              </w:rPr>
-              <w:t>估计</w:t>
-            </w:r>
-          </w:p>
-        </w:tc>
-        <w:tc>
-          <w:tcPr>
-            <w:tcW w:w="1701" w:type="dxa"/>
-          </w:tcPr>
-          <w:p>
-            <w:pPr>
-              <w:ind w:firstLine="420"/>
-            </w:pPr>
-            <w:r>
-              <w:rPr>
-                <w:rFonts w:ascii="宋体" w:hAnsi="宋体"/>
-                <w:sz w:val="21"/>
-              </w:rPr>
-              <w:t>时间留出</w:t>
-            </w:r>
-            <w:r>
-              <w:rPr>
-                <w:rFonts w:ascii="宋体" w:hAnsi="宋体"/>
-                <w:sz w:val="21"/>
-              </w:rPr>
-              <w:t xml:space="preserve"> AUC / LogLoss / Brier</w:t>
-            </w:r>
-            <w:r>
-              <w:rPr>
-                <w:rFonts w:ascii="宋体" w:hAnsi="宋体"/>
-                <w:sz w:val="21"/>
-              </w:rPr>
-              <w:t>（并与最近正确率、多数类比较）</w:t>
-            </w:r>
-          </w:p>
-        </w:tc>
-        <w:tc>
-          <w:tcPr>
-            <w:tcW w:w="1701" w:type="dxa"/>
-          </w:tcPr>
-          <w:p>
-            <w:pPr>
-              <w:ind w:firstLine="420"/>
-            </w:pPr>
-            <w:r>
-              <w:rPr>
-                <w:rFonts w:ascii="宋体" w:hAnsi="宋体"/>
-                <w:sz w:val="21"/>
-              </w:rPr>
-              <w:t>已上线；小样本结果附置信区间与风险提示</w:t>
+              <w:lastRenderedPageBreak/>
+              <w:t>已上线；小样本结果附置信区间与</w:t>
+            </w:r>
+            <w:r>
+              <w:rPr>
+                <w:rFonts w:ascii="宋体" w:hAnsi="宋体"/>
+                <w:sz w:val="21"/>
+              </w:rPr>
+              <w:lastRenderedPageBreak/>
+              <w:t>风险提示</w:t>
             </w:r>
           </w:p>
         </w:tc>
@@ -18478,6 +18541,7 @@
                 <w:rFonts w:ascii="宋体" w:hAnsi="宋体"/>
                 <w:sz w:val="21"/>
               </w:rPr>
+              <w:lastRenderedPageBreak/>
               <w:t>掌握度传播</w:t>
             </w:r>
           </w:p>
@@ -18929,7 +18993,7 @@
         <w:pStyle w:val="2"/>
         <w:ind w:firstLine="562"/>
       </w:pPr>
-      <w:bookmarkStart w:id="42" w:name="_Toc241955407"/>
+      <w:bookmarkStart w:id="42" w:name="_Toc241955632"/>
       <w:r>
         <w:t>（四）功能验证数据（系统可用性）</w:t>
       </w:r>
@@ -19423,14 +19487,7 @@
         <w:rPr>
           <w:rFonts w:ascii="宋体" w:hAnsi="宋体"/>
         </w:rPr>
-        <w:t>步全旅程零异常；</w:t>
-      </w:r>
-      <w:r>
-        <w:rPr>
-          <w:rFonts w:ascii="宋体" w:hAnsi="宋体"/>
-        </w:rPr>
-        <w:lastRenderedPageBreak/>
-        <w:t>生产环境</w:t>
+        <w:t>步全旅程零异常；生产环境</w:t>
       </w:r>
       <w:r>
         <w:rPr>
@@ -19475,8 +19532,9 @@
         <w:pStyle w:val="2"/>
         <w:ind w:firstLine="562"/>
       </w:pPr>
-      <w:bookmarkStart w:id="43" w:name="_Toc241955408"/>
-      <w:r>
+      <w:bookmarkStart w:id="43" w:name="_Toc241955633"/>
+      <w:r>
+        <w:lastRenderedPageBreak/>
         <w:t>（五）成果展示（佐证索引）</w:t>
       </w:r>
       <w:bookmarkEnd w:id="43"/>
@@ -19682,7 +19740,7 @@
         <w:pStyle w:val="2"/>
         <w:ind w:firstLine="562"/>
       </w:pPr>
-      <w:bookmarkStart w:id="44" w:name="_Toc241955409"/>
+      <w:bookmarkStart w:id="44" w:name="_Toc241955634"/>
       <w:r>
         <w:t>（六）佐证材料与提交对照</w:t>
       </w:r>
@@ -19766,7 +19824,7 @@
         <w:pStyle w:val="1"/>
         <w:ind w:firstLine="643"/>
       </w:pPr>
-      <w:bookmarkStart w:id="45" w:name="_Toc241955410"/>
+      <w:bookmarkStart w:id="45" w:name="_Toc241955635"/>
       <w:r>
         <w:t>七、总结与展望</w:t>
       </w:r>
@@ -19777,7 +19835,7 @@
         <w:pStyle w:val="2"/>
         <w:ind w:firstLine="562"/>
       </w:pPr>
-      <w:bookmarkStart w:id="46" w:name="_Toc241955411"/>
+      <w:bookmarkStart w:id="46" w:name="_Toc241955636"/>
       <w:r>
         <w:t>（一）方案总结</w:t>
       </w:r>
@@ -20209,7 +20267,7 @@
         <w:pStyle w:val="2"/>
         <w:ind w:firstLine="562"/>
       </w:pPr>
-      <w:bookmarkStart w:id="47" w:name="_Toc241955412"/>
+      <w:bookmarkStart w:id="47" w:name="_Toc241955637"/>
       <w:r>
         <w:t>（二）未来展望</w:t>
       </w:r>
@@ -20261,14 +20319,7 @@
         <w:rPr>
           <w:rFonts w:ascii="宋体" w:hAnsi="宋体"/>
         </w:rPr>
-        <w:t>框架演进到更自主的形态后，辅导智能体会更接近一名随时在场的助教。</w:t>
-      </w:r>
-      <w:r>
-        <w:rPr>
-          <w:rFonts w:ascii="宋体" w:hAnsi="宋体"/>
-        </w:rPr>
-        <w:lastRenderedPageBreak/>
-        <w:t>推广节奏不变：先把本校试点的效果做扎实，再谈省内推广与开放学科模板库（目标覆盖</w:t>
+        <w:t>框架演进到更自主的形态后，辅导智能体会更接近一名随时在场的助教。推广节奏不变：先把本校试点的效果做扎实，再谈省内推广与开放学科模板库（目标覆盖</w:t>
       </w:r>
       <w:r>
         <w:rPr>
@@ -20288,8 +20339,9 @@
         <w:pStyle w:val="1"/>
         <w:ind w:firstLine="643"/>
       </w:pPr>
-      <w:bookmarkStart w:id="48" w:name="_Toc241955413"/>
-      <w:r>
+      <w:bookmarkStart w:id="48" w:name="_Toc241955638"/>
+      <w:r>
+        <w:lastRenderedPageBreak/>
         <w:t>八、附录</w:t>
       </w:r>
       <w:bookmarkEnd w:id="48"/>
@@ -20299,7 +20351,7 @@
         <w:pStyle w:val="2"/>
         <w:ind w:firstLine="562"/>
       </w:pPr>
-      <w:bookmarkStart w:id="49" w:name="_Toc241955414"/>
+      <w:bookmarkStart w:id="49" w:name="_Toc241955639"/>
       <w:r>
         <w:t>（一）提交材料对照表（官方</w:t>
       </w:r>
@@ -20965,7 +21017,7 @@
         <w:pStyle w:val="2"/>
         <w:ind w:firstLine="562"/>
       </w:pPr>
-      <w:bookmarkStart w:id="50" w:name="_Toc241955415"/>
+      <w:bookmarkStart w:id="50" w:name="_Toc241955640"/>
       <w:r>
         <w:t>（二）代码与模型</w:t>
       </w:r>
@@ -21067,7 +21119,20 @@
         <w:rPr>
           <w:rFonts w:ascii="宋体" w:hAnsi="宋体"/>
         </w:rPr>
-        <w:t xml:space="preserve">- `path_planning_dag.py` — ADPP </w:t>
+        <w:t xml:space="preserve">- </w:t>
+      </w:r>
+      <w:r>
+        <w:rPr>
+          <w:rFonts w:ascii="Consolas" w:hAnsi="Consolas"/>
+          <w:sz w:val="21"/>
+        </w:rPr>
+        <w:t>path_planning_dag.py</w:t>
+      </w:r>
+      <w:r>
+        <w:rPr>
+          <w:rFonts w:ascii="宋体" w:hAnsi="宋体"/>
+        </w:rPr>
+        <w:t xml:space="preserve"> — ADPP </w:t>
       </w:r>
       <w:r>
         <w:rPr>
@@ -21122,8 +21187,20 @@
         <w:rPr>
           <w:rFonts w:ascii="宋体" w:hAnsi="宋体"/>
         </w:rPr>
-        <w:lastRenderedPageBreak/>
-        <w:t xml:space="preserve">- `irt_diagnoser.py` — IRT 1PL/2PL MAP </w:t>
+        <w:t xml:space="preserve">- </w:t>
+      </w:r>
+      <w:r>
+        <w:rPr>
+          <w:rFonts w:ascii="Consolas" w:hAnsi="Consolas"/>
+          <w:sz w:val="21"/>
+        </w:rPr>
+        <w:t>irt_diagnoser.py</w:t>
+      </w:r>
+      <w:r>
+        <w:rPr>
+          <w:rFonts w:ascii="宋体" w:hAnsi="宋体"/>
+        </w:rPr>
+        <w:t xml:space="preserve"> — IRT 1PL/2PL MAP </w:t>
       </w:r>
       <w:r>
         <w:rPr>
@@ -21154,7 +21231,20 @@
         <w:rPr>
           <w:rFonts w:ascii="宋体" w:hAnsi="宋体"/>
         </w:rPr>
-        <w:t xml:space="preserve">- `bkt_engine.py` — pyBKT </w:t>
+        <w:t xml:space="preserve">- </w:t>
+      </w:r>
+      <w:r>
+        <w:rPr>
+          <w:rFonts w:ascii="Consolas" w:hAnsi="Consolas"/>
+          <w:sz w:val="21"/>
+        </w:rPr>
+        <w:t>bkt_engine.py</w:t>
+      </w:r>
+      <w:r>
+        <w:rPr>
+          <w:rFonts w:ascii="宋体" w:hAnsi="宋体"/>
+        </w:rPr>
+        <w:t xml:space="preserve"> — pyBKT </w:t>
       </w:r>
       <w:r>
         <w:rPr>
@@ -21197,7 +21287,21 @@
         <w:rPr>
           <w:rFonts w:ascii="宋体" w:hAnsi="宋体"/>
         </w:rPr>
-        <w:t xml:space="preserve">- `gkt_engine.py` — </w:t>
+        <w:lastRenderedPageBreak/>
+        <w:t xml:space="preserve">- </w:t>
+      </w:r>
+      <w:r>
+        <w:rPr>
+          <w:rFonts w:ascii="Consolas" w:hAnsi="Consolas"/>
+          <w:sz w:val="21"/>
+        </w:rPr>
+        <w:t>gkt_engine.py</w:t>
+      </w:r>
+      <w:r>
+        <w:rPr>
+          <w:rFonts w:ascii="宋体" w:hAnsi="宋体"/>
+        </w:rPr>
+        <w:t xml:space="preserve"> — </w:t>
       </w:r>
       <w:r>
         <w:rPr>
@@ -21240,7 +21344,20 @@
         <w:rPr>
           <w:rFonts w:ascii="宋体" w:hAnsi="宋体"/>
         </w:rPr>
-        <w:t xml:space="preserve">- `memory_scheduler.py` — FSRS </w:t>
+        <w:t xml:space="preserve">- </w:t>
+      </w:r>
+      <w:r>
+        <w:rPr>
+          <w:rFonts w:ascii="Consolas" w:hAnsi="Consolas"/>
+          <w:sz w:val="21"/>
+        </w:rPr>
+        <w:t>memory_scheduler.py</w:t>
+      </w:r>
+      <w:r>
+        <w:rPr>
+          <w:rFonts w:ascii="宋体" w:hAnsi="宋体"/>
+        </w:rPr>
+        <w:t xml:space="preserve"> — FSRS </w:t>
       </w:r>
       <w:r>
         <w:rPr>
@@ -21283,7 +21400,20 @@
         <w:rPr>
           <w:rFonts w:ascii="宋体" w:hAnsi="宋体"/>
         </w:rPr>
-        <w:t xml:space="preserve">- `bandit_selector.py` — Thompson Sampling </w:t>
+        <w:t xml:space="preserve">- </w:t>
+      </w:r>
+      <w:r>
+        <w:rPr>
+          <w:rFonts w:ascii="Consolas" w:hAnsi="Consolas"/>
+          <w:sz w:val="21"/>
+        </w:rPr>
+        <w:t>bandit_selector.py</w:t>
+      </w:r>
+      <w:r>
+        <w:rPr>
+          <w:rFonts w:ascii="宋体" w:hAnsi="宋体"/>
+        </w:rPr>
+        <w:t xml:space="preserve"> — Thompson Sampling </w:t>
       </w:r>
       <w:r>
         <w:rPr>
@@ -21314,7 +21444,20 @@
         <w:rPr>
           <w:rFonts w:ascii="宋体" w:hAnsi="宋体"/>
         </w:rPr>
-        <w:t xml:space="preserve">- `ncd_diagnoser.py` — </w:t>
+        <w:t xml:space="preserve">- </w:t>
+      </w:r>
+      <w:r>
+        <w:rPr>
+          <w:rFonts w:ascii="Consolas" w:hAnsi="Consolas"/>
+          <w:sz w:val="21"/>
+        </w:rPr>
+        <w:t>ncd_diagnoser.py</w:t>
+      </w:r>
+      <w:r>
+        <w:rPr>
+          <w:rFonts w:ascii="宋体" w:hAnsi="宋体"/>
+        </w:rPr>
+        <w:t xml:space="preserve"> — </w:t>
       </w:r>
       <w:r>
         <w:rPr>
@@ -21345,7 +21488,20 @@
         <w:rPr>
           <w:rFonts w:ascii="宋体" w:hAnsi="宋体"/>
         </w:rPr>
-        <w:t xml:space="preserve">- `trend_analysis.py` — </w:t>
+        <w:t xml:space="preserve">- </w:t>
+      </w:r>
+      <w:r>
+        <w:rPr>
+          <w:rFonts w:ascii="Consolas" w:hAnsi="Consolas"/>
+          <w:sz w:val="21"/>
+        </w:rPr>
+        <w:t>trend_analysis.py</w:t>
+      </w:r>
+      <w:r>
+        <w:rPr>
+          <w:rFonts w:ascii="宋体" w:hAnsi="宋体"/>
+        </w:rPr>
+        <w:t xml:space="preserve"> — </w:t>
       </w:r>
       <w:r>
         <w:rPr>
@@ -21388,7 +21544,20 @@
         <w:rPr>
           <w:rFonts w:ascii="宋体" w:hAnsi="宋体"/>
         </w:rPr>
-        <w:t xml:space="preserve">- `weighted_matching.py` — </w:t>
+        <w:t xml:space="preserve">- </w:t>
+      </w:r>
+      <w:r>
+        <w:rPr>
+          <w:rFonts w:ascii="Consolas" w:hAnsi="Consolas"/>
+          <w:sz w:val="21"/>
+        </w:rPr>
+        <w:t>weighted_matching.py</w:t>
+      </w:r>
+      <w:r>
+        <w:rPr>
+          <w:rFonts w:ascii="宋体" w:hAnsi="宋体"/>
+        </w:rPr>
+        <w:t xml:space="preserve"> — </w:t>
       </w:r>
       <w:r>
         <w:rPr>
@@ -21419,7 +21588,20 @@
         <w:rPr>
           <w:rFonts w:ascii="宋体" w:hAnsi="宋体"/>
         </w:rPr>
-        <w:t xml:space="preserve">- `effect_evaluation.py` — </w:t>
+        <w:t xml:space="preserve">- </w:t>
+      </w:r>
+      <w:r>
+        <w:rPr>
+          <w:rFonts w:ascii="Consolas" w:hAnsi="Consolas"/>
+          <w:sz w:val="21"/>
+        </w:rPr>
+        <w:t>effect_evaluation.py</w:t>
+      </w:r>
+      <w:r>
+        <w:rPr>
+          <w:rFonts w:ascii="宋体" w:hAnsi="宋体"/>
+        </w:rPr>
+        <w:t xml:space="preserve"> — </w:t>
       </w:r>
       <w:r>
         <w:rPr>
@@ -21563,9 +21745,10 @@
       </w:r>
       <w:r>
         <w:rPr>
-          <w:rFonts w:ascii="宋体" w:hAnsi="宋体"/>
-        </w:rPr>
-        <w:t>`verify_ai_algorithms.py`</w:t>
+          <w:rFonts w:ascii="Consolas" w:hAnsi="Consolas"/>
+          <w:sz w:val="21"/>
+        </w:rPr>
+        <w:t>verify_ai_algorithms.py</w:t>
       </w:r>
       <w:r>
         <w:rPr>
@@ -21575,9 +21758,10 @@
       </w:r>
       <w:r>
         <w:rPr>
-          <w:rFonts w:ascii="宋体" w:hAnsi="宋体"/>
-        </w:rPr>
-        <w:t>`evaluate_algorithms.py`</w:t>
+          <w:rFonts w:ascii="Consolas" w:hAnsi="Consolas"/>
+          <w:sz w:val="21"/>
+        </w:rPr>
+        <w:t>evaluate_algorithms.py</w:t>
       </w:r>
       <w:r>
         <w:rPr>
@@ -21599,9 +21783,10 @@
       </w:r>
       <w:r>
         <w:rPr>
-          <w:rFonts w:ascii="宋体" w:hAnsi="宋体"/>
-        </w:rPr>
-        <w:t>`verify_p0_wiring_api.py`</w:t>
+          <w:rFonts w:ascii="Consolas" w:hAnsi="Consolas"/>
+          <w:sz w:val="21"/>
+        </w:rPr>
+        <w:t>verify_p0_wiring_api.py</w:t>
       </w:r>
       <w:r>
         <w:rPr>
@@ -21635,9 +21820,10 @@
       </w:r>
       <w:r>
         <w:rPr>
-          <w:rFonts w:ascii="宋体" w:hAnsi="宋体"/>
-        </w:rPr>
-        <w:t>`verify_aic_features.py`</w:t>
+          <w:rFonts w:ascii="Consolas" w:hAnsi="Consolas"/>
+          <w:sz w:val="21"/>
+        </w:rPr>
+        <w:t>verify_aic_features.py</w:t>
       </w:r>
       <w:r>
         <w:rPr>
@@ -21659,9 +21845,10 @@
       </w:r>
       <w:r>
         <w:rPr>
-          <w:rFonts w:ascii="宋体" w:hAnsi="宋体"/>
-        </w:rPr>
-        <w:t>`verify_all_routes.py`</w:t>
+          <w:rFonts w:ascii="Consolas" w:hAnsi="Consolas"/>
+          <w:sz w:val="21"/>
+        </w:rPr>
+        <w:t>verify_all_routes.py</w:t>
       </w:r>
       <w:r>
         <w:rPr>
@@ -21683,9 +21870,16 @@
       </w:r>
       <w:r>
         <w:rPr>
-          <w:rFonts w:ascii="宋体" w:hAnsi="宋体"/>
-        </w:rPr>
-        <w:t xml:space="preserve">`verify_dataflow.py` </w:t>
+          <w:rFonts w:ascii="Consolas" w:hAnsi="Consolas"/>
+          <w:sz w:val="21"/>
+        </w:rPr>
+        <w:t>verify_dataflow.py</w:t>
+      </w:r>
+      <w:r>
+        <w:rPr>
+          <w:rFonts w:ascii="宋体" w:hAnsi="宋体"/>
+        </w:rPr>
+        <w:t xml:space="preserve"> </w:t>
       </w:r>
       <w:r>
         <w:rPr>
@@ -21714,9 +21908,10 @@
       </w:r>
       <w:r>
         <w:rPr>
-          <w:rFonts w:ascii="宋体" w:hAnsi="宋体"/>
-        </w:rPr>
-        <w:t>`POST /algorithms/irt/fit`</w:t>
+          <w:rFonts w:ascii="Consolas" w:hAnsi="Consolas"/>
+          <w:sz w:val="21"/>
+        </w:rPr>
+        <w:t>POST /algorithms/irt/fit</w:t>
       </w:r>
       <w:r>
         <w:rPr>
@@ -21726,9 +21921,10 @@
       </w:r>
       <w:r>
         <w:rPr>
-          <w:rFonts w:ascii="宋体" w:hAnsi="宋体"/>
-        </w:rPr>
-        <w:t>`/algorithms/bkt/fit`</w:t>
+          <w:rFonts w:ascii="Consolas" w:hAnsi="Consolas"/>
+          <w:sz w:val="21"/>
+        </w:rPr>
+        <w:t>/algorithms/bkt/fit</w:t>
       </w:r>
       <w:r>
         <w:rPr>
@@ -21738,9 +21934,10 @@
       </w:r>
       <w:r>
         <w:rPr>
-          <w:rFonts w:ascii="宋体" w:hAnsi="宋体"/>
-        </w:rPr>
-        <w:t>`/algorithms/gkt/train`</w:t>
+          <w:rFonts w:ascii="Consolas" w:hAnsi="Consolas"/>
+          <w:sz w:val="21"/>
+        </w:rPr>
+        <w:t>/algorithms/gkt/train</w:t>
       </w:r>
       <w:r>
         <w:rPr>
@@ -21750,9 +21947,10 @@
       </w:r>
       <w:r>
         <w:rPr>
-          <w:rFonts w:ascii="宋体" w:hAnsi="宋体"/>
-        </w:rPr>
-        <w:t>`/algorithms/trend/train`</w:t>
+          <w:rFonts w:ascii="Consolas" w:hAnsi="Consolas"/>
+          <w:sz w:val="21"/>
+        </w:rPr>
+        <w:t>/algorithms/trend/train</w:t>
       </w:r>
       <w:r>
         <w:rPr>
@@ -21821,7 +22019,7 @@
         <w:pStyle w:val="2"/>
         <w:ind w:firstLine="562"/>
       </w:pPr>
-      <w:bookmarkStart w:id="51" w:name="_Toc241955416"/>
+      <w:bookmarkStart w:id="51" w:name="_Toc241955641"/>
       <w:r>
         <w:t>（三）参考文献</w:t>
       </w:r>
@@ -22000,14 +22198,7 @@
         <w:rPr>
           <w:rFonts w:ascii="宋体" w:hAnsi="宋体"/>
         </w:rPr>
-        <w:t xml:space="preserve">6. Nakagawa, H., Iwasawa, Y., &amp; Matsuo, Y. (2019). Graph-based </w:t>
-      </w:r>
-      <w:r>
-        <w:rPr>
-          <w:rFonts w:ascii="宋体" w:hAnsi="宋体"/>
-        </w:rPr>
-        <w:lastRenderedPageBreak/>
-        <w:t>Knowledge Tracing: Modeling Student Proficiency Using Graph Neural Network. *IEEE/WIC/ACM International Conference on Web Intelligence (WI 2019)*.</w:t>
+        <w:t>6. Nakagawa, H., Iwasawa, Y., &amp; Matsuo, Y. (2019). Graph-based Knowledge Tracing: Modeling Student Proficiency Using Graph Neural Network. *IEEE/WIC/ACM International Conference on Web Intelligence (WI 2019)*.</w:t>
       </w:r>
       <w:r>
         <w:rPr>
@@ -22069,6 +22260,7 @@
         <w:rPr>
           <w:rFonts w:ascii="宋体" w:hAnsi="宋体"/>
         </w:rPr>
+        <w:lastRenderedPageBreak/>
         <w:t>8. Wang, F., Liu, Q., Chen, E., Li, Z., Qi, G., &amp; Shang, J. (2020). Neural Cognitive Diagnosis for Intelligent Education Systems. *AAAI 2020*.</w:t>
       </w:r>
       <w:r>
@@ -22605,9 +22797,8 @@
         <w:pStyle w:val="2"/>
         <w:ind w:firstLine="562"/>
       </w:pPr>
-      <w:bookmarkStart w:id="52" w:name="_Toc241955417"/>
-      <w:r>
-        <w:lastRenderedPageBreak/>
+      <w:bookmarkStart w:id="52" w:name="_Toc241955642"/>
+      <w:r>
         <w:t>（四）知识产权、学术伦理与其他材料</w:t>
       </w:r>
       <w:bookmarkEnd w:id="52"/>
@@ -22839,6 +23030,7 @@
         <w:rPr>
           <w:rFonts w:ascii="宋体" w:hAnsi="宋体"/>
         </w:rPr>
+        <w:lastRenderedPageBreak/>
         <w:t>教学内容与规范方面：课程知识的组织对齐现行课程教学大纲与主流教材体系（电路部分以邱关源《电路》（第</w:t>
       </w:r>
       <w:r>
@@ -23101,7 +23293,7 @@
       <w:ind w:firstLineChars="0" w:firstLine="0"/>
     </w:pPr>
     <w:r>
-      <w:pict w14:anchorId="10D07039">
+      <w:pict w14:anchorId="43F1DBB5">
         <v:shapetype id="_x0000_t75" coordsize="21600,21600" o:spt="75" o:preferrelative="t" path="m@4@5l@4@11@9@11@9@5xe" filled="f" stroked="f">
           <v:stroke joinstyle="miter"/>
           <v:formulas>
@@ -23164,7 +23356,7 @@
       <w:ind w:firstLineChars="0" w:firstLine="0"/>
     </w:pPr>
     <w:r>
-      <w:pict w14:anchorId="276E0497">
+      <w:pict w14:anchorId="3086928F">
         <v:shapetype id="_x0000_t75" coordsize="21600,21600" o:spt="75" o:preferrelative="t" path="m@4@5l@4@11@9@11@9@5xe" filled="f" stroked="f">
           <v:stroke joinstyle="miter"/>
           <v:formulas>
